--- a/MF0964_3 Desarrollo de elementos software para gestión de/JAVA/EJERCICIOS BBDD RELACIONES CON JAVA.docx
+++ b/MF0964_3 Desarrollo de elementos software para gestión de/JAVA/EJERCICIOS BBDD RELACIONES CON JAVA.docx
@@ -406,7 +406,7 @@
     <w:p>
       <w:r>
         <w:pict w14:anchorId="12F04E1B">
-          <v:rect id="_x0000_i1067" style="width:0;height:1.5pt" o:hralign="center" o:hrstd="t" o:hr="t" fillcolor="#a0a0a0" stroked="f"/>
+          <v:rect id="_x0000_i1025" style="width:0;height:1.5pt" o:hralign="center" o:hrstd="t" o:hr="t" fillcolor="#a0a0a0" stroked="f"/>
         </w:pict>
       </w:r>
     </w:p>
@@ -744,7 +744,7 @@
     <w:p>
       <w:r>
         <w:pict w14:anchorId="27F118F5">
-          <v:rect id="_x0000_i1068" style="width:0;height:1.5pt" o:hralign="center" o:hrstd="t" o:hr="t" fillcolor="#a0a0a0" stroked="f"/>
+          <v:rect id="_x0000_i1026" style="width:0;height:1.5pt" o:hralign="center" o:hrstd="t" o:hr="t" fillcolor="#a0a0a0" stroked="f"/>
         </w:pict>
       </w:r>
     </w:p>
@@ -816,9 +816,15 @@
       <w:pPr>
         <w:pStyle w:val="Sinespaciado"/>
         <w:shd w:val="clear" w:color="auto" w:fill="FAE2D5" w:themeFill="accent2" w:themeFillTint="33"/>
-      </w:pPr>
-      <w:proofErr w:type="spellStart"/>
-      <w:r>
+        <w:rPr>
+          <w:lang w:val="en-GB"/>
+        </w:rPr>
+      </w:pPr>
+      <w:proofErr w:type="spellStart"/>
+      <w:r>
+        <w:rPr>
+          <w:lang w:val="en-GB"/>
+        </w:rPr>
         <w:t>CrearBaseDeDatos</w:t>
       </w:r>
       <w:proofErr w:type="spellEnd"/>
@@ -827,21 +833,28 @@
       <w:pPr>
         <w:pStyle w:val="Sinespaciado"/>
         <w:shd w:val="clear" w:color="auto" w:fill="FAE2D5" w:themeFill="accent2" w:themeFillTint="33"/>
-      </w:pPr>
-      <w:proofErr w:type="spellStart"/>
-      <w:r>
-        <w:t>import</w:t>
-      </w:r>
-      <w:proofErr w:type="spellEnd"/>
-      <w:r>
-        <w:t xml:space="preserve"> </w:t>
-      </w:r>
-      <w:proofErr w:type="spellStart"/>
-      <w:r>
+        <w:rPr>
+          <w:lang w:val="en-GB"/>
+        </w:rPr>
+      </w:pPr>
+      <w:r>
+        <w:rPr>
+          <w:lang w:val="en-GB"/>
+        </w:rPr>
+        <w:t xml:space="preserve">import </w:t>
+      </w:r>
+      <w:proofErr w:type="spellStart"/>
+      <w:r>
+        <w:rPr>
+          <w:lang w:val="en-GB"/>
+        </w:rPr>
         <w:t>java.sql.Connection</w:t>
       </w:r>
       <w:proofErr w:type="spellEnd"/>
       <w:r>
+        <w:rPr>
+          <w:lang w:val="en-GB"/>
+        </w:rPr>
         <w:t>;</w:t>
       </w:r>
     </w:p>
@@ -1250,7 +1263,7 @@
     <w:p>
       <w:r>
         <w:pict w14:anchorId="67573CDA">
-          <v:rect id="_x0000_i1069" style="width:0;height:1.5pt" o:hralign="center" o:hrstd="t" o:hr="t" fillcolor="#a0a0a0" stroked="f"/>
+          <v:rect id="_x0000_i1027" style="width:0;height:1.5pt" o:hralign="center" o:hrstd="t" o:hr="t" fillcolor="#a0a0a0" stroked="f"/>
         </w:pict>
       </w:r>
     </w:p>
@@ -1849,7 +1862,7 @@
     <w:p>
       <w:r>
         <w:pict w14:anchorId="18C66CD6">
-          <v:rect id="_x0000_i1070" style="width:0;height:1.5pt" o:hralign="center" o:hrstd="t" o:hr="t" fillcolor="#a0a0a0" stroked="f"/>
+          <v:rect id="_x0000_i1028" style="width:0;height:1.5pt" o:hralign="center" o:hrstd="t" o:hr="t" fillcolor="#a0a0a0" stroked="f"/>
         </w:pict>
       </w:r>
     </w:p>
@@ -2434,7 +2447,7 @@
     <w:p>
       <w:r>
         <w:pict w14:anchorId="0F4A07F7">
-          <v:rect id="_x0000_i1071" style="width:0;height:1.5pt" o:hralign="center" o:hrstd="t" o:hr="t" fillcolor="#a0a0a0" stroked="f"/>
+          <v:rect id="_x0000_i1029" style="width:0;height:1.5pt" o:hralign="center" o:hrstd="t" o:hr="t" fillcolor="#a0a0a0" stroked="f"/>
         </w:pict>
       </w:r>
     </w:p>
@@ -2514,21 +2527,28 @@
       <w:pPr>
         <w:pStyle w:val="Sinespaciado"/>
         <w:shd w:val="clear" w:color="auto" w:fill="FAE2D5" w:themeFill="accent2" w:themeFillTint="33"/>
-      </w:pPr>
-      <w:proofErr w:type="spellStart"/>
-      <w:r>
-        <w:t>import</w:t>
-      </w:r>
-      <w:proofErr w:type="spellEnd"/>
-      <w:r>
-        <w:t xml:space="preserve"> </w:t>
-      </w:r>
-      <w:proofErr w:type="spellStart"/>
-      <w:r>
+        <w:rPr>
+          <w:lang w:val="en-GB"/>
+        </w:rPr>
+      </w:pPr>
+      <w:r>
+        <w:rPr>
+          <w:lang w:val="en-GB"/>
+        </w:rPr>
+        <w:t xml:space="preserve">import </w:t>
+      </w:r>
+      <w:proofErr w:type="spellStart"/>
+      <w:r>
+        <w:rPr>
+          <w:lang w:val="en-GB"/>
+        </w:rPr>
         <w:t>java.sql.Connection</w:t>
       </w:r>
       <w:proofErr w:type="spellEnd"/>
       <w:r>
+        <w:rPr>
+          <w:lang w:val="en-GB"/>
+        </w:rPr>
         <w:t>;</w:t>
       </w:r>
     </w:p>
@@ -3566,7 +3586,7 @@
     <w:p>
       <w:r>
         <w:pict w14:anchorId="26204761">
-          <v:rect id="_x0000_i1072" style="width:0;height:1.5pt" o:hralign="center" o:hrstd="t" o:hr="t" fillcolor="#a0a0a0" stroked="f"/>
+          <v:rect id="_x0000_i1030" style="width:0;height:1.5pt" o:hralign="center" o:hrstd="t" o:hr="t" fillcolor="#a0a0a0" stroked="f"/>
         </w:pict>
       </w:r>
     </w:p>
@@ -4329,7 +4349,7 @@
     <w:p>
       <w:r>
         <w:pict w14:anchorId="3F5F1401">
-          <v:rect id="_x0000_i1073" style="width:0;height:1.5pt" o:hralign="center" o:hrstd="t" o:hr="t" fillcolor="#a0a0a0" stroked="f"/>
+          <v:rect id="_x0000_i1031" style="width:0;height:1.5pt" o:hralign="center" o:hrstd="t" o:hr="t" fillcolor="#a0a0a0" stroked="f"/>
         </w:pict>
       </w:r>
     </w:p>
@@ -4422,21 +4442,28 @@
       <w:pPr>
         <w:pStyle w:val="Sinespaciado"/>
         <w:shd w:val="clear" w:color="auto" w:fill="FAE2D5" w:themeFill="accent2" w:themeFillTint="33"/>
-      </w:pPr>
-      <w:proofErr w:type="spellStart"/>
-      <w:r>
-        <w:t>import</w:t>
-      </w:r>
-      <w:proofErr w:type="spellEnd"/>
-      <w:r>
-        <w:t xml:space="preserve"> </w:t>
-      </w:r>
-      <w:proofErr w:type="spellStart"/>
-      <w:r>
+        <w:rPr>
+          <w:lang w:val="en-GB"/>
+        </w:rPr>
+      </w:pPr>
+      <w:r>
+        <w:rPr>
+          <w:lang w:val="en-GB"/>
+        </w:rPr>
+        <w:t xml:space="preserve">import </w:t>
+      </w:r>
+      <w:proofErr w:type="spellStart"/>
+      <w:r>
+        <w:rPr>
+          <w:lang w:val="en-GB"/>
+        </w:rPr>
         <w:t>java.sql.Connection</w:t>
       </w:r>
       <w:proofErr w:type="spellEnd"/>
       <w:r>
+        <w:rPr>
+          <w:lang w:val="en-GB"/>
+        </w:rPr>
         <w:t>;</w:t>
       </w:r>
     </w:p>
@@ -5628,7 +5655,7 @@
     <w:p>
       <w:r>
         <w:pict w14:anchorId="3F16F598">
-          <v:rect id="_x0000_i1147" style="width:0;height:1.5pt" o:hralign="center" o:hrstd="t" o:hr="t" fillcolor="#a0a0a0" stroked="f"/>
+          <v:rect id="_x0000_i1032" style="width:0;height:1.5pt" o:hralign="center" o:hrstd="t" o:hr="t" fillcolor="#a0a0a0" stroked="f"/>
         </w:pict>
       </w:r>
     </w:p>
@@ -5705,7 +5732,7 @@
       </w:pPr>
       <w:proofErr w:type="spellStart"/>
       <w:r>
-        <w:t>Statement</w:t>
+        <w:t>PreparedStatement</w:t>
       </w:r>
       <w:proofErr w:type="spellEnd"/>
     </w:p>
@@ -5716,11 +5743,9 @@
           <w:numId w:val="2"/>
         </w:numPr>
       </w:pPr>
-      <w:proofErr w:type="spellStart"/>
-      <w:r>
-        <w:t>PreparedStatement</w:t>
-      </w:r>
-      <w:proofErr w:type="spellEnd"/>
+      <w:r>
+        <w:t>SELECT, INSERT, UPDATE, DELETE</w:t>
+      </w:r>
     </w:p>
     <w:p>
       <w:pPr>
@@ -5729,17 +5754,6 @@
           <w:numId w:val="2"/>
         </w:numPr>
       </w:pPr>
-      <w:r>
-        <w:t>SELECT, INSERT, UPDATE, DELETE</w:t>
-      </w:r>
-    </w:p>
-    <w:p>
-      <w:pPr>
-        <w:numPr>
-          <w:ilvl w:val="0"/>
-          <w:numId w:val="2"/>
-        </w:numPr>
-      </w:pPr>
       <w:proofErr w:type="spellStart"/>
       <w:r>
         <w:t>ResultSet</w:t>
@@ -5749,7 +5763,7 @@
     <w:p>
       <w:r>
         <w:pict w14:anchorId="6ED89731">
-          <v:rect id="_x0000_i1148" style="width:0;height:1.5pt" o:hralign="center" o:hrstd="t" o:hr="t" fillcolor="#a0a0a0" stroked="f"/>
+          <v:rect id="_x0000_i1033" style="width:0;height:1.5pt" o:hralign="center" o:hrstd="t" o:hr="t" fillcolor="#a0a0a0" stroked="f"/>
         </w:pict>
       </w:r>
     </w:p>
@@ -5895,7 +5909,7 @@
     <w:p>
       <w:r>
         <w:pict w14:anchorId="062D1DE1">
-          <v:rect id="_x0000_i1149" style="width:0;height:1.5pt" o:hralign="center" o:hrstd="t" o:hr="t" fillcolor="#a0a0a0" stroked="f"/>
+          <v:rect id="_x0000_i1034" style="width:0;height:1.5pt" o:hralign="center" o:hrstd="t" o:hr="t" fillcolor="#a0a0a0" stroked="f"/>
         </w:pict>
       </w:r>
     </w:p>
@@ -5935,7 +5949,7 @@
     <w:p>
       <w:r>
         <w:pict w14:anchorId="0BDFE395">
-          <v:rect id="_x0000_i1150" style="width:0;height:1.5pt" o:hralign="center" o:hrstd="t" o:hr="t" fillcolor="#a0a0a0" stroked="f"/>
+          <v:rect id="_x0000_i1035" style="width:0;height:1.5pt" o:hralign="center" o:hrstd="t" o:hr="t" fillcolor="#a0a0a0" stroked="f"/>
         </w:pict>
       </w:r>
     </w:p>
@@ -5968,6 +5982,13 @@
           <w:b/>
           <w:bCs/>
         </w:rPr>
+        <w:t>Prepared</w:t>
+      </w:r>
+      <w:r>
+        <w:rPr>
+          <w:b/>
+          <w:bCs/>
+        </w:rPr>
         <w:t>Statement</w:t>
       </w:r>
       <w:proofErr w:type="spellEnd"/>
@@ -5992,7 +6013,6 @@
     </w:p>
     <w:p>
       <w:r>
-        <w:lastRenderedPageBreak/>
         <w:t>Crear un programa que:</w:t>
       </w:r>
     </w:p>
@@ -6004,6 +6024,7 @@
         </w:numPr>
       </w:pPr>
       <w:r>
+        <w:lastRenderedPageBreak/>
         <w:t>Se conecte a la base de datos academia.</w:t>
       </w:r>
     </w:p>
@@ -6019,6 +6040,9 @@
       </w:r>
       <w:proofErr w:type="spellStart"/>
       <w:r>
+        <w:t>Prepared</w:t>
+      </w:r>
+      <w:r>
         <w:t>Statement</w:t>
       </w:r>
       <w:proofErr w:type="spellEnd"/>
@@ -6045,7 +6069,7 @@
     <w:p>
       <w:r>
         <w:pict w14:anchorId="272A905D">
-          <v:rect id="_x0000_i1151" style="width:0;height:1.5pt" o:hralign="center" o:hrstd="t" o:hr="t" fillcolor="#a0a0a0" stroked="f"/>
+          <v:rect id="_x0000_i1036" style="width:0;height:1.5pt" o:hralign="center" o:hrstd="t" o:hr="t" fillcolor="#a0a0a0" stroked="f"/>
         </w:pict>
       </w:r>
     </w:p>
@@ -6193,7 +6217,7 @@
     <w:p>
       <w:r>
         <w:pict w14:anchorId="26F11355">
-          <v:rect id="_x0000_i1152" style="width:0;height:1.5pt" o:hralign="center" o:hrstd="t" o:hr="t" fillcolor="#a0a0a0" stroked="f"/>
+          <v:rect id="_x0000_i1037" style="width:0;height:1.5pt" o:hralign="center" o:hrstd="t" o:hr="t" fillcolor="#a0a0a0" stroked="f"/>
         </w:pict>
       </w:r>
     </w:p>
@@ -6293,7 +6317,7 @@
     <w:p>
       <w:r>
         <w:pict w14:anchorId="097F6BAA">
-          <v:rect id="_x0000_i1153" style="width:0;height:1.5pt" o:hralign="center" o:hrstd="t" o:hr="t" fillcolor="#a0a0a0" stroked="f"/>
+          <v:rect id="_x0000_i1038" style="width:0;height:1.5pt" o:hralign="center" o:hrstd="t" o:hr="t" fillcolor="#a0a0a0" stroked="f"/>
         </w:pict>
       </w:r>
     </w:p>
@@ -6352,7 +6376,6 @@
         </w:numPr>
       </w:pPr>
       <w:r>
-        <w:lastRenderedPageBreak/>
         <w:t>Pida un nombre de curso.</w:t>
       </w:r>
     </w:p>
@@ -6364,6 +6387,7 @@
         </w:numPr>
       </w:pPr>
       <w:r>
+        <w:lastRenderedPageBreak/>
         <w:t xml:space="preserve">Busque el curso usando </w:t>
       </w:r>
       <w:proofErr w:type="spellStart"/>
@@ -6399,8 +6423,81 @@
     </w:p>
     <w:p>
       <w:r>
+        <w:t>Ejemplo de sentencia</w:t>
+      </w:r>
+    </w:p>
+    <w:p>
+      <w:pPr>
+        <w:rPr>
+          <w:lang w:val="en-GB"/>
+        </w:rPr>
+      </w:pPr>
+      <w:r>
+        <w:rPr>
+          <w:lang w:val="en-GB"/>
+        </w:rPr>
+        <w:t xml:space="preserve">Update </w:t>
+      </w:r>
+      <w:proofErr w:type="spellStart"/>
+      <w:r>
+        <w:rPr>
+          <w:lang w:val="en-GB"/>
+        </w:rPr>
+        <w:t>productos</w:t>
+      </w:r>
+      <w:proofErr w:type="spellEnd"/>
+      <w:r>
+        <w:rPr>
+          <w:lang w:val="en-GB"/>
+        </w:rPr>
+        <w:t xml:space="preserve"> set </w:t>
+      </w:r>
+      <w:proofErr w:type="spellStart"/>
+      <w:r>
+        <w:rPr>
+          <w:lang w:val="en-GB"/>
+        </w:rPr>
+        <w:t>precio</w:t>
+      </w:r>
+      <w:proofErr w:type="spellEnd"/>
+      <w:r>
+        <w:rPr>
+          <w:lang w:val="en-GB"/>
+        </w:rPr>
+        <w:t>=? Where</w:t>
+      </w:r>
+      <w:r>
+        <w:rPr>
+          <w:lang w:val="en-GB"/>
+        </w:rPr>
+        <w:t xml:space="preserve"> id=?</w:t>
+      </w:r>
+    </w:p>
+    <w:p>
+      <w:proofErr w:type="spellStart"/>
+      <w:r>
+        <w:t>Temenos</w:t>
+      </w:r>
+      <w:proofErr w:type="spellEnd"/>
+      <w:r>
+        <w:t xml:space="preserve"> </w:t>
+      </w:r>
+      <w:proofErr w:type="spellStart"/>
+      <w:r>
+        <w:t>ue</w:t>
+      </w:r>
+      <w:proofErr w:type="spellEnd"/>
+      <w:r>
+        <w:t xml:space="preserve"> usar dos s</w:t>
+      </w:r>
+      <w:r>
+        <w:t>et</w:t>
+      </w:r>
+    </w:p>
+    <w:p>
+      <w:r>
         <w:pict w14:anchorId="78520CAE">
-          <v:rect id="_x0000_i1154" style="width:0;height:1.5pt" o:hralign="center" o:hrstd="t" o:hr="t" fillcolor="#a0a0a0" stroked="f"/>
+          <v:rect id="_x0000_i1039" style="width:0;height:1.5pt" o:hralign="center" o:hrstd="t" o:hr="t" fillcolor="#a0a0a0" stroked="f"/>
         </w:pict>
       </w:r>
     </w:p>
@@ -6498,7 +6595,7 @@
     <w:p>
       <w:r>
         <w:pict w14:anchorId="7EBD6AB0">
-          <v:rect id="_x0000_i1155" style="width:0;height:1.5pt" o:hralign="center" o:hrstd="t" o:hr="t" fillcolor="#a0a0a0" stroked="f"/>
+          <v:rect id="_x0000_i1040" style="width:0;height:1.5pt" o:hralign="center" o:hrstd="t" o:hr="t" fillcolor="#a0a0a0" stroked="f"/>
         </w:pict>
       </w:r>
     </w:p>
@@ -6585,7 +6682,7 @@
     <w:p>
       <w:r>
         <w:pict w14:anchorId="43B2EF54">
-          <v:rect id="_x0000_i1156" style="width:0;height:1.5pt" o:hralign="center" o:hrstd="t" o:hr="t" fillcolor="#a0a0a0" stroked="f"/>
+          <v:rect id="_x0000_i1041" style="width:0;height:1.5pt" o:hralign="center" o:hrstd="t" o:hr="t" fillcolor="#a0a0a0" stroked="f"/>
         </w:pict>
       </w:r>
     </w:p>
@@ -6679,8 +6776,9 @@
     </w:p>
     <w:p>
       <w:r>
+        <w:lastRenderedPageBreak/>
         <w:pict w14:anchorId="42943A10">
-          <v:rect id="_x0000_i1157" style="width:0;height:1.5pt" o:hralign="center" o:hrstd="t" o:hr="t" fillcolor="#a0a0a0" stroked="f"/>
+          <v:rect id="_x0000_i1042" style="width:0;height:1.5pt" o:hralign="center" o:hrstd="t" o:hr="t" fillcolor="#a0a0a0" stroked="f"/>
         </w:pict>
       </w:r>
     </w:p>
@@ -6697,7 +6795,6 @@
           <w:b/>
           <w:bCs/>
         </w:rPr>
-        <w:lastRenderedPageBreak/>
         <w:t>🎓</w:t>
       </w:r>
       <w:r>
@@ -8948,6 +9045,7 @@
   <w:style w:type="character" w:default="1" w:styleId="Fuentedeprrafopredeter">
     <w:name w:val="Default Paragraph Font"/>
     <w:uiPriority w:val="1"/>
+    <w:semiHidden/>
     <w:unhideWhenUsed/>
   </w:style>
   <w:style w:type="table" w:default="1" w:styleId="Tablanormal">

--- a/MF0964_3 Desarrollo de elementos software para gestión de/JAVA/EJERCICIOS BBDD RELACIONES CON JAVA.docx
+++ b/MF0964_3 Desarrollo de elementos software para gestión de/JAVA/EJERCICIOS BBDD RELACIONES CON JAVA.docx
@@ -162,23 +162,39 @@
         <w:rPr>
           <w:lang w:val="en-GB"/>
         </w:rPr>
-        <w:t>CREATE DATABASE IF NOT EXISTS empresa1;</w:t>
-      </w:r>
-    </w:p>
-    <w:p>
-      <w:pPr>
-        <w:pStyle w:val="Sinespaciado"/>
-        <w:shd w:val="clear" w:color="auto" w:fill="FAE2D5" w:themeFill="accent2" w:themeFillTint="33"/>
-        <w:rPr>
-          <w:lang w:val="en-GB"/>
-        </w:rPr>
-      </w:pPr>
-      <w:r>
-        <w:rPr>
-          <w:lang w:val="en-GB"/>
-        </w:rPr>
-        <w:t>USE empresa1;</w:t>
-      </w:r>
+        <w:t xml:space="preserve">CREATE DATABASE IF NOT EXISTS </w:t>
+      </w:r>
+      <w:proofErr w:type="gramStart"/>
+      <w:r>
+        <w:rPr>
+          <w:lang w:val="en-GB"/>
+        </w:rPr>
+        <w:t>empresa1;</w:t>
+      </w:r>
+      <w:proofErr w:type="gramEnd"/>
+    </w:p>
+    <w:p>
+      <w:pPr>
+        <w:pStyle w:val="Sinespaciado"/>
+        <w:shd w:val="clear" w:color="auto" w:fill="FAE2D5" w:themeFill="accent2" w:themeFillTint="33"/>
+        <w:rPr>
+          <w:lang w:val="en-GB"/>
+        </w:rPr>
+      </w:pPr>
+      <w:r>
+        <w:rPr>
+          <w:lang w:val="en-GB"/>
+        </w:rPr>
+        <w:t xml:space="preserve">USE </w:t>
+      </w:r>
+      <w:proofErr w:type="gramStart"/>
+      <w:r>
+        <w:rPr>
+          <w:lang w:val="en-GB"/>
+        </w:rPr>
+        <w:t>empresa1;</w:t>
+      </w:r>
+      <w:proofErr w:type="gramEnd"/>
     </w:p>
     <w:p>
       <w:pPr>
@@ -204,6 +220,7 @@
         <w:t xml:space="preserve">DROP TABLE IF EXISTS </w:t>
       </w:r>
       <w:proofErr w:type="spellStart"/>
+      <w:proofErr w:type="gramStart"/>
       <w:r>
         <w:rPr>
           <w:lang w:val="en-GB"/>
@@ -217,6 +234,7 @@
         </w:rPr>
         <w:t>;</w:t>
       </w:r>
+      <w:proofErr w:type="gramEnd"/>
     </w:p>
     <w:p>
       <w:pPr>
@@ -297,7 +315,21 @@
         <w:rPr>
           <w:lang w:val="en-GB"/>
         </w:rPr>
-        <w:t xml:space="preserve"> VARCHAR(10) NOT NULL,</w:t>
+        <w:t xml:space="preserve"> </w:t>
+      </w:r>
+      <w:proofErr w:type="gramStart"/>
+      <w:r>
+        <w:rPr>
+          <w:lang w:val="en-GB"/>
+        </w:rPr>
+        <w:t>VARCHAR(</w:t>
+      </w:r>
+      <w:proofErr w:type="gramEnd"/>
+      <w:r>
+        <w:rPr>
+          <w:lang w:val="en-GB"/>
+        </w:rPr>
+        <w:t>10) NOT NULL,</w:t>
       </w:r>
     </w:p>
     <w:p>
@@ -326,7 +358,21 @@
         <w:rPr>
           <w:lang w:val="en-GB"/>
         </w:rPr>
-        <w:t xml:space="preserve"> VARCHAR(60) NOT NULL,</w:t>
+        <w:t xml:space="preserve"> </w:t>
+      </w:r>
+      <w:proofErr w:type="gramStart"/>
+      <w:r>
+        <w:rPr>
+          <w:lang w:val="en-GB"/>
+        </w:rPr>
+        <w:t>VARCHAR(</w:t>
+      </w:r>
+      <w:proofErr w:type="gramEnd"/>
+      <w:r>
+        <w:rPr>
+          <w:lang w:val="en-GB"/>
+        </w:rPr>
+        <w:t>60) NOT NULL,</w:t>
       </w:r>
     </w:p>
     <w:p>
@@ -341,7 +387,15 @@
         <w:t xml:space="preserve">  </w:t>
       </w:r>
       <w:r>
-        <w:t>edad VARCHAR(2)</w:t>
+        <w:t xml:space="preserve">edad </w:t>
+      </w:r>
+      <w:proofErr w:type="gramStart"/>
+      <w:r>
+        <w:t>VARCHAR(</w:t>
+      </w:r>
+      <w:proofErr w:type="gramEnd"/>
+      <w:r>
+        <w:t>2)</w:t>
       </w:r>
     </w:p>
     <w:p>
@@ -471,6 +525,7 @@
         <w:t xml:space="preserve">import </w:t>
       </w:r>
       <w:proofErr w:type="spellStart"/>
+      <w:proofErr w:type="gramStart"/>
       <w:r>
         <w:rPr>
           <w:lang w:val="en-GB"/>
@@ -478,6 +533,7 @@
         <w:t>java.sql.Connection</w:t>
       </w:r>
       <w:proofErr w:type="spellEnd"/>
+      <w:proofErr w:type="gramEnd"/>
       <w:r>
         <w:rPr>
           <w:lang w:val="en-GB"/>
@@ -500,6 +556,7 @@
         <w:t xml:space="preserve">import </w:t>
       </w:r>
       <w:proofErr w:type="spellStart"/>
+      <w:proofErr w:type="gramStart"/>
       <w:r>
         <w:rPr>
           <w:lang w:val="en-GB"/>
@@ -507,6 +564,7 @@
         <w:t>java.sql.DriverManager</w:t>
       </w:r>
       <w:proofErr w:type="spellEnd"/>
+      <w:proofErr w:type="gramEnd"/>
       <w:r>
         <w:rPr>
           <w:lang w:val="en-GB"/>
@@ -529,6 +587,7 @@
         <w:t xml:space="preserve">import </w:t>
       </w:r>
       <w:proofErr w:type="spellStart"/>
+      <w:proofErr w:type="gramStart"/>
       <w:r>
         <w:rPr>
           <w:lang w:val="en-GB"/>
@@ -536,6 +595,7 @@
         <w:t>java.sql.SQLException</w:t>
       </w:r>
       <w:proofErr w:type="spellEnd"/>
+      <w:proofErr w:type="gramEnd"/>
       <w:r>
         <w:rPr>
           <w:lang w:val="en-GB"/>
@@ -592,6 +652,7 @@
         <w:t xml:space="preserve">    private static final String URL = "</w:t>
       </w:r>
       <w:proofErr w:type="spellStart"/>
+      <w:proofErr w:type="gramStart"/>
       <w:r>
         <w:rPr>
           <w:lang w:val="en-GB"/>
@@ -605,36 +666,53 @@
         </w:rPr>
         <w:t>://localhost/empresa1";</w:t>
       </w:r>
-    </w:p>
-    <w:p>
-      <w:pPr>
-        <w:pStyle w:val="Sinespaciado"/>
-        <w:shd w:val="clear" w:color="auto" w:fill="FAE2D5" w:themeFill="accent2" w:themeFillTint="33"/>
-        <w:rPr>
-          <w:lang w:val="en-GB"/>
-        </w:rPr>
-      </w:pPr>
-      <w:r>
-        <w:rPr>
-          <w:lang w:val="en-GB"/>
-        </w:rPr>
-        <w:t xml:space="preserve">    private static final String USER = "root";</w:t>
-      </w:r>
-    </w:p>
-    <w:p>
-      <w:pPr>
-        <w:pStyle w:val="Sinespaciado"/>
-        <w:shd w:val="clear" w:color="auto" w:fill="FAE2D5" w:themeFill="accent2" w:themeFillTint="33"/>
-        <w:rPr>
-          <w:lang w:val="en-GB"/>
-        </w:rPr>
-      </w:pPr>
-      <w:r>
-        <w:rPr>
-          <w:lang w:val="en-GB"/>
-        </w:rPr>
-        <w:t xml:space="preserve">    private static final String PASS = "";</w:t>
-      </w:r>
+      <w:proofErr w:type="gramEnd"/>
+    </w:p>
+    <w:p>
+      <w:pPr>
+        <w:pStyle w:val="Sinespaciado"/>
+        <w:shd w:val="clear" w:color="auto" w:fill="FAE2D5" w:themeFill="accent2" w:themeFillTint="33"/>
+        <w:rPr>
+          <w:lang w:val="en-GB"/>
+        </w:rPr>
+      </w:pPr>
+      <w:r>
+        <w:rPr>
+          <w:lang w:val="en-GB"/>
+        </w:rPr>
+        <w:t xml:space="preserve">    private static final String USER = "root</w:t>
+      </w:r>
+      <w:proofErr w:type="gramStart"/>
+      <w:r>
+        <w:rPr>
+          <w:lang w:val="en-GB"/>
+        </w:rPr>
+        <w:t>";</w:t>
+      </w:r>
+      <w:proofErr w:type="gramEnd"/>
+    </w:p>
+    <w:p>
+      <w:pPr>
+        <w:pStyle w:val="Sinespaciado"/>
+        <w:shd w:val="clear" w:color="auto" w:fill="FAE2D5" w:themeFill="accent2" w:themeFillTint="33"/>
+        <w:rPr>
+          <w:lang w:val="en-GB"/>
+        </w:rPr>
+      </w:pPr>
+      <w:r>
+        <w:rPr>
+          <w:lang w:val="en-GB"/>
+        </w:rPr>
+        <w:t xml:space="preserve">    private static final String PASS = "</w:t>
+      </w:r>
+      <w:proofErr w:type="gramStart"/>
+      <w:r>
+        <w:rPr>
+          <w:lang w:val="en-GB"/>
+        </w:rPr>
+        <w:t>";</w:t>
+      </w:r>
+      <w:proofErr w:type="gramEnd"/>
     </w:p>
     <w:p>
       <w:pPr>
@@ -660,6 +738,7 @@
         <w:t xml:space="preserve">    public static Connection </w:t>
       </w:r>
       <w:proofErr w:type="spellStart"/>
+      <w:proofErr w:type="gramStart"/>
       <w:r>
         <w:rPr>
           <w:lang w:val="en-GB"/>
@@ -671,7 +750,14 @@
         <w:rPr>
           <w:lang w:val="en-GB"/>
         </w:rPr>
-        <w:t xml:space="preserve">() throws </w:t>
+        <w:t>(</w:t>
+      </w:r>
+      <w:proofErr w:type="gramEnd"/>
+      <w:r>
+        <w:rPr>
+          <w:lang w:val="en-GB"/>
+        </w:rPr>
+        <w:t xml:space="preserve">) throws </w:t>
       </w:r>
       <w:proofErr w:type="spellStart"/>
       <w:r>
@@ -714,8 +800,16 @@
         <w:rPr>
           <w:lang w:val="en-GB"/>
         </w:rPr>
-        <w:t>(URL, USER, PASS);</w:t>
-      </w:r>
+        <w:t>(URL, USER, PASS</w:t>
+      </w:r>
+      <w:proofErr w:type="gramStart"/>
+      <w:r>
+        <w:rPr>
+          <w:lang w:val="en-GB"/>
+        </w:rPr>
+        <w:t>);</w:t>
+      </w:r>
+      <w:proofErr w:type="gramEnd"/>
     </w:p>
     <w:p>
       <w:pPr>
@@ -844,6 +938,7 @@
         <w:t xml:space="preserve">import </w:t>
       </w:r>
       <w:proofErr w:type="spellStart"/>
+      <w:proofErr w:type="gramStart"/>
       <w:r>
         <w:rPr>
           <w:lang w:val="en-GB"/>
@@ -851,6 +946,7 @@
         <w:t>java.sql.Connection</w:t>
       </w:r>
       <w:proofErr w:type="spellEnd"/>
+      <w:proofErr w:type="gramEnd"/>
       <w:r>
         <w:rPr>
           <w:lang w:val="en-GB"/>
@@ -873,6 +969,7 @@
         <w:t xml:space="preserve">import </w:t>
       </w:r>
       <w:proofErr w:type="spellStart"/>
+      <w:proofErr w:type="gramStart"/>
       <w:r>
         <w:rPr>
           <w:lang w:val="en-GB"/>
@@ -880,6 +977,7 @@
         <w:t>java.sql.DriverManager</w:t>
       </w:r>
       <w:proofErr w:type="spellEnd"/>
+      <w:proofErr w:type="gramEnd"/>
       <w:r>
         <w:rPr>
           <w:lang w:val="en-GB"/>
@@ -902,6 +1000,7 @@
         <w:t xml:space="preserve">import </w:t>
       </w:r>
       <w:proofErr w:type="spellStart"/>
+      <w:proofErr w:type="gramStart"/>
       <w:r>
         <w:rPr>
           <w:lang w:val="en-GB"/>
@@ -909,6 +1008,7 @@
         <w:t>java.sql.Statement</w:t>
       </w:r>
       <w:proofErr w:type="spellEnd"/>
+      <w:proofErr w:type="gramEnd"/>
       <w:r>
         <w:rPr>
           <w:lang w:val="en-GB"/>
@@ -952,7 +1052,21 @@
         <w:rPr>
           <w:lang w:val="en-GB"/>
         </w:rPr>
-        <w:t xml:space="preserve">    public static void main(String[] </w:t>
+        <w:t xml:space="preserve">    public static void </w:t>
+      </w:r>
+      <w:proofErr w:type="gramStart"/>
+      <w:r>
+        <w:rPr>
+          <w:lang w:val="en-GB"/>
+        </w:rPr>
+        <w:t>main(String[</w:t>
+      </w:r>
+      <w:proofErr w:type="gramEnd"/>
+      <w:r>
+        <w:rPr>
+          <w:lang w:val="en-GB"/>
+        </w:rPr>
+        <w:t xml:space="preserve">] </w:t>
       </w:r>
       <w:proofErr w:type="spellStart"/>
       <w:r>
@@ -1004,8 +1118,16 @@
         <w:rPr>
           <w:lang w:val="en-GB"/>
         </w:rPr>
-        <w:t xml:space="preserve"> = "CREATE DATABASE IF NOT EXISTS empresa1";</w:t>
-      </w:r>
+        <w:t xml:space="preserve"> = "CREATE DATABASE IF NOT EXISTS empresa1</w:t>
+      </w:r>
+      <w:proofErr w:type="gramStart"/>
+      <w:r>
+        <w:rPr>
+          <w:lang w:val="en-GB"/>
+        </w:rPr>
+        <w:t>";</w:t>
+      </w:r>
+      <w:proofErr w:type="gramEnd"/>
     </w:p>
     <w:p>
       <w:pPr>
@@ -1045,6 +1167,7 @@
         <w:t>("</w:t>
       </w:r>
       <w:proofErr w:type="spellStart"/>
+      <w:proofErr w:type="gramStart"/>
       <w:r>
         <w:rPr>
           <w:lang w:val="en-GB"/>
@@ -1056,8 +1179,23 @@
         <w:rPr>
           <w:lang w:val="en-GB"/>
         </w:rPr>
-        <w:t>://localhost/", "root", "");</w:t>
-      </w:r>
+        <w:t>://localhost/</w:t>
+      </w:r>
+      <w:proofErr w:type="gramEnd"/>
+      <w:r>
+        <w:rPr>
+          <w:lang w:val="en-GB"/>
+        </w:rPr>
+        <w:t>", "root", ""</w:t>
+      </w:r>
+      <w:proofErr w:type="gramStart"/>
+      <w:r>
+        <w:rPr>
+          <w:lang w:val="en-GB"/>
+        </w:rPr>
+        <w:t>);</w:t>
+      </w:r>
+      <w:proofErr w:type="gramEnd"/>
     </w:p>
     <w:p>
       <w:pPr>
@@ -1088,6 +1226,7 @@
         <w:t xml:space="preserve"> = </w:t>
       </w:r>
       <w:proofErr w:type="spellStart"/>
+      <w:proofErr w:type="gramStart"/>
       <w:r>
         <w:rPr>
           <w:lang w:val="en-GB"/>
@@ -1095,6 +1234,7 @@
         <w:t>con.createStatement</w:t>
       </w:r>
       <w:proofErr w:type="spellEnd"/>
+      <w:proofErr w:type="gramEnd"/>
       <w:r>
         <w:rPr>
           <w:lang w:val="en-GB"/>
@@ -1126,6 +1266,7 @@
         <w:t xml:space="preserve">            </w:t>
       </w:r>
       <w:proofErr w:type="spellStart"/>
+      <w:proofErr w:type="gramStart"/>
       <w:r>
         <w:rPr>
           <w:lang w:val="en-GB"/>
@@ -1133,6 +1274,7 @@
         <w:t>st.execute</w:t>
       </w:r>
       <w:proofErr w:type="spellEnd"/>
+      <w:proofErr w:type="gramEnd"/>
       <w:r>
         <w:rPr>
           <w:lang w:val="en-GB"/>
@@ -1147,12 +1289,14 @@
         <w:t>sql</w:t>
       </w:r>
       <w:proofErr w:type="spellEnd"/>
+      <w:proofErr w:type="gramStart"/>
       <w:r>
         <w:rPr>
           <w:lang w:val="en-GB"/>
         </w:rPr>
         <w:t>);</w:t>
       </w:r>
+      <w:proofErr w:type="gramEnd"/>
     </w:p>
     <w:p>
       <w:pPr>
@@ -1213,6 +1357,7 @@
         <w:t xml:space="preserve">            </w:t>
       </w:r>
       <w:proofErr w:type="spellStart"/>
+      <w:proofErr w:type="gramStart"/>
       <w:r>
         <w:rPr>
           <w:lang w:val="en-GB"/>
@@ -1220,12 +1365,21 @@
         <w:t>e.printStackTrace</w:t>
       </w:r>
       <w:proofErr w:type="spellEnd"/>
-      <w:r>
-        <w:rPr>
-          <w:lang w:val="en-GB"/>
-        </w:rPr>
-        <w:t>();</w:t>
-      </w:r>
+      <w:proofErr w:type="gramEnd"/>
+      <w:r>
+        <w:rPr>
+          <w:lang w:val="en-GB"/>
+        </w:rPr>
+        <w:t>(</w:t>
+      </w:r>
+      <w:proofErr w:type="gramStart"/>
+      <w:r>
+        <w:rPr>
+          <w:lang w:val="en-GB"/>
+        </w:rPr>
+        <w:t>);</w:t>
+      </w:r>
+      <w:proofErr w:type="gramEnd"/>
     </w:p>
     <w:p>
       <w:pPr>
@@ -1355,6 +1509,7 @@
         <w:t xml:space="preserve">import </w:t>
       </w:r>
       <w:proofErr w:type="spellStart"/>
+      <w:proofErr w:type="gramStart"/>
       <w:r>
         <w:rPr>
           <w:lang w:val="en-GB"/>
@@ -1362,6 +1517,7 @@
         <w:t>java.sql.Connection</w:t>
       </w:r>
       <w:proofErr w:type="spellEnd"/>
+      <w:proofErr w:type="gramEnd"/>
       <w:r>
         <w:rPr>
           <w:lang w:val="en-GB"/>
@@ -1385,6 +1541,7 @@
         <w:t xml:space="preserve">import </w:t>
       </w:r>
       <w:proofErr w:type="spellStart"/>
+      <w:proofErr w:type="gramStart"/>
       <w:r>
         <w:rPr>
           <w:lang w:val="en-GB"/>
@@ -1392,6 +1549,7 @@
         <w:t>java.sql.Statement</w:t>
       </w:r>
       <w:proofErr w:type="spellEnd"/>
+      <w:proofErr w:type="gramEnd"/>
       <w:r>
         <w:rPr>
           <w:lang w:val="en-GB"/>
@@ -1435,7 +1593,21 @@
         <w:rPr>
           <w:lang w:val="en-GB"/>
         </w:rPr>
-        <w:t xml:space="preserve">    public static void main(String[] </w:t>
+        <w:t xml:space="preserve">    public static void </w:t>
+      </w:r>
+      <w:proofErr w:type="gramStart"/>
+      <w:r>
+        <w:rPr>
+          <w:lang w:val="en-GB"/>
+        </w:rPr>
+        <w:t>main(String[</w:t>
+      </w:r>
+      <w:proofErr w:type="gramEnd"/>
+      <w:r>
+        <w:rPr>
+          <w:lang w:val="en-GB"/>
+        </w:rPr>
+        <w:t xml:space="preserve">] </w:t>
       </w:r>
       <w:proofErr w:type="spellStart"/>
       <w:r>
@@ -1519,6 +1691,7 @@
         <w:t xml:space="preserve">                "</w:t>
       </w:r>
       <w:proofErr w:type="spellStart"/>
+      <w:proofErr w:type="gramStart"/>
       <w:r>
         <w:rPr>
           <w:lang w:val="en-GB"/>
@@ -1526,6 +1699,7 @@
         <w:t>id</w:t>
       </w:r>
       <w:proofErr w:type="spellEnd"/>
+      <w:proofErr w:type="gramEnd"/>
       <w:r>
         <w:rPr>
           <w:lang w:val="en-GB"/>
@@ -1548,6 +1722,7 @@
         <w:t xml:space="preserve">                "</w:t>
       </w:r>
       <w:proofErr w:type="spellStart"/>
+      <w:proofErr w:type="gramStart"/>
       <w:r>
         <w:rPr>
           <w:lang w:val="en-GB"/>
@@ -1555,11 +1730,26 @@
         <w:t>nif</w:t>
       </w:r>
       <w:proofErr w:type="spellEnd"/>
-      <w:r>
-        <w:rPr>
-          <w:lang w:val="en-GB"/>
-        </w:rPr>
-        <w:t xml:space="preserve"> VARCHAR(10) NOT NULL," +</w:t>
+      <w:proofErr w:type="gramEnd"/>
+      <w:r>
+        <w:rPr>
+          <w:lang w:val="en-GB"/>
+        </w:rPr>
+        <w:t xml:space="preserve"> </w:t>
+      </w:r>
+      <w:proofErr w:type="gramStart"/>
+      <w:r>
+        <w:rPr>
+          <w:lang w:val="en-GB"/>
+        </w:rPr>
+        <w:t>VARCHAR(</w:t>
+      </w:r>
+      <w:proofErr w:type="gramEnd"/>
+      <w:r>
+        <w:rPr>
+          <w:lang w:val="en-GB"/>
+        </w:rPr>
+        <w:t>10) NOT NULL," +</w:t>
       </w:r>
     </w:p>
     <w:p>
@@ -1577,6 +1767,7 @@
         <w:t xml:space="preserve">                "</w:t>
       </w:r>
       <w:proofErr w:type="spellStart"/>
+      <w:proofErr w:type="gramStart"/>
       <w:r>
         <w:rPr>
           <w:lang w:val="en-GB"/>
@@ -1584,11 +1775,26 @@
         <w:t>nombre</w:t>
       </w:r>
       <w:proofErr w:type="spellEnd"/>
-      <w:r>
-        <w:rPr>
-          <w:lang w:val="en-GB"/>
-        </w:rPr>
-        <w:t xml:space="preserve"> VARCHAR(60) NOT NULL," +</w:t>
+      <w:proofErr w:type="gramEnd"/>
+      <w:r>
+        <w:rPr>
+          <w:lang w:val="en-GB"/>
+        </w:rPr>
+        <w:t xml:space="preserve"> </w:t>
+      </w:r>
+      <w:proofErr w:type="gramStart"/>
+      <w:r>
+        <w:rPr>
+          <w:lang w:val="en-GB"/>
+        </w:rPr>
+        <w:t>VARCHAR(</w:t>
+      </w:r>
+      <w:proofErr w:type="gramEnd"/>
+      <w:r>
+        <w:rPr>
+          <w:lang w:val="en-GB"/>
+        </w:rPr>
+        <w:t>60) NOT NULL," +</w:t>
       </w:r>
     </w:p>
     <w:p>
@@ -1606,6 +1812,7 @@
         <w:t xml:space="preserve">                "</w:t>
       </w:r>
       <w:proofErr w:type="spellStart"/>
+      <w:proofErr w:type="gramStart"/>
       <w:r>
         <w:rPr>
           <w:lang w:val="en-GB"/>
@@ -1613,12 +1820,35 @@
         <w:t>edad</w:t>
       </w:r>
       <w:proofErr w:type="spellEnd"/>
-      <w:r>
-        <w:rPr>
-          <w:lang w:val="en-GB"/>
-        </w:rPr>
-        <w:t xml:space="preserve"> VARCHAR(2))";</w:t>
-      </w:r>
+      <w:proofErr w:type="gramEnd"/>
+      <w:r>
+        <w:rPr>
+          <w:lang w:val="en-GB"/>
+        </w:rPr>
+        <w:t xml:space="preserve"> </w:t>
+      </w:r>
+      <w:proofErr w:type="gramStart"/>
+      <w:r>
+        <w:rPr>
+          <w:lang w:val="en-GB"/>
+        </w:rPr>
+        <w:t>VARCHAR(</w:t>
+      </w:r>
+      <w:proofErr w:type="gramEnd"/>
+      <w:r>
+        <w:rPr>
+          <w:lang w:val="en-GB"/>
+        </w:rPr>
+        <w:t>2))</w:t>
+      </w:r>
+      <w:proofErr w:type="gramStart"/>
+      <w:r>
+        <w:rPr>
+          <w:lang w:val="en-GB"/>
+        </w:rPr>
+        <w:t>";</w:t>
+      </w:r>
+      <w:proofErr w:type="gramEnd"/>
     </w:p>
     <w:p>
       <w:pPr>
@@ -1644,6 +1874,7 @@
         <w:t xml:space="preserve">        try (Connection con = </w:t>
       </w:r>
       <w:proofErr w:type="spellStart"/>
+      <w:proofErr w:type="gramStart"/>
       <w:r>
         <w:rPr>
           <w:lang w:val="en-GB"/>
@@ -1651,12 +1882,21 @@
         <w:t>DB.conectar</w:t>
       </w:r>
       <w:proofErr w:type="spellEnd"/>
-      <w:r>
-        <w:rPr>
-          <w:lang w:val="en-GB"/>
-        </w:rPr>
-        <w:t>();</w:t>
-      </w:r>
+      <w:proofErr w:type="gramEnd"/>
+      <w:r>
+        <w:rPr>
+          <w:lang w:val="en-GB"/>
+        </w:rPr>
+        <w:t>(</w:t>
+      </w:r>
+      <w:proofErr w:type="gramStart"/>
+      <w:r>
+        <w:rPr>
+          <w:lang w:val="en-GB"/>
+        </w:rPr>
+        <w:t>);</w:t>
+      </w:r>
+      <w:proofErr w:type="gramEnd"/>
     </w:p>
     <w:p>
       <w:pPr>
@@ -1687,6 +1927,7 @@
         <w:t xml:space="preserve"> = </w:t>
       </w:r>
       <w:proofErr w:type="spellStart"/>
+      <w:proofErr w:type="gramStart"/>
       <w:r>
         <w:rPr>
           <w:lang w:val="en-GB"/>
@@ -1694,6 +1935,7 @@
         <w:t>con.createStatement</w:t>
       </w:r>
       <w:proofErr w:type="spellEnd"/>
+      <w:proofErr w:type="gramEnd"/>
       <w:r>
         <w:rPr>
           <w:lang w:val="en-GB"/>
@@ -1725,6 +1967,7 @@
         <w:t xml:space="preserve">            </w:t>
       </w:r>
       <w:proofErr w:type="spellStart"/>
+      <w:proofErr w:type="gramStart"/>
       <w:r>
         <w:rPr>
           <w:lang w:val="en-GB"/>
@@ -1732,6 +1975,7 @@
         <w:t>st.execute</w:t>
       </w:r>
       <w:proofErr w:type="spellEnd"/>
+      <w:proofErr w:type="gramEnd"/>
       <w:r>
         <w:rPr>
           <w:lang w:val="en-GB"/>
@@ -1746,12 +1990,14 @@
         <w:t>sql</w:t>
       </w:r>
       <w:proofErr w:type="spellEnd"/>
+      <w:proofErr w:type="gramStart"/>
       <w:r>
         <w:rPr>
           <w:lang w:val="en-GB"/>
         </w:rPr>
         <w:t>);</w:t>
       </w:r>
+      <w:proofErr w:type="gramEnd"/>
     </w:p>
     <w:p>
       <w:pPr>
@@ -1812,6 +2058,7 @@
         <w:t xml:space="preserve">            </w:t>
       </w:r>
       <w:proofErr w:type="spellStart"/>
+      <w:proofErr w:type="gramStart"/>
       <w:r>
         <w:rPr>
           <w:lang w:val="en-GB"/>
@@ -1819,12 +2066,21 @@
         <w:t>e.printStackTrace</w:t>
       </w:r>
       <w:proofErr w:type="spellEnd"/>
-      <w:r>
-        <w:rPr>
-          <w:lang w:val="en-GB"/>
-        </w:rPr>
-        <w:t>();</w:t>
-      </w:r>
+      <w:proofErr w:type="gramEnd"/>
+      <w:r>
+        <w:rPr>
+          <w:lang w:val="en-GB"/>
+        </w:rPr>
+        <w:t>(</w:t>
+      </w:r>
+      <w:proofErr w:type="gramStart"/>
+      <w:r>
+        <w:rPr>
+          <w:lang w:val="en-GB"/>
+        </w:rPr>
+        <w:t>);</w:t>
+      </w:r>
+      <w:proofErr w:type="gramEnd"/>
     </w:p>
     <w:p>
       <w:pPr>
@@ -1962,6 +2218,7 @@
         <w:t xml:space="preserve">import </w:t>
       </w:r>
       <w:proofErr w:type="spellStart"/>
+      <w:proofErr w:type="gramStart"/>
       <w:r>
         <w:rPr>
           <w:lang w:val="en-GB"/>
@@ -1969,6 +2226,7 @@
         <w:t>java.sql.Connection</w:t>
       </w:r>
       <w:proofErr w:type="spellEnd"/>
+      <w:proofErr w:type="gramEnd"/>
       <w:r>
         <w:rPr>
           <w:lang w:val="en-GB"/>
@@ -1991,6 +2249,7 @@
         <w:t xml:space="preserve">import </w:t>
       </w:r>
       <w:proofErr w:type="spellStart"/>
+      <w:proofErr w:type="gramStart"/>
       <w:r>
         <w:rPr>
           <w:lang w:val="en-GB"/>
@@ -1998,6 +2257,7 @@
         <w:t>java.sql.Statement</w:t>
       </w:r>
       <w:proofErr w:type="spellEnd"/>
+      <w:proofErr w:type="gramEnd"/>
       <w:r>
         <w:rPr>
           <w:lang w:val="en-GB"/>
@@ -2041,7 +2301,21 @@
         <w:rPr>
           <w:lang w:val="en-GB"/>
         </w:rPr>
-        <w:t xml:space="preserve">    public static void main(String[] </w:t>
+        <w:t xml:space="preserve">    public static void </w:t>
+      </w:r>
+      <w:proofErr w:type="gramStart"/>
+      <w:r>
+        <w:rPr>
+          <w:lang w:val="en-GB"/>
+        </w:rPr>
+        <w:t>main(String[</w:t>
+      </w:r>
+      <w:proofErr w:type="gramEnd"/>
+      <w:r>
+        <w:rPr>
+          <w:lang w:val="en-GB"/>
+        </w:rPr>
+        <w:t xml:space="preserve">] </w:t>
       </w:r>
       <w:proofErr w:type="spellStart"/>
       <w:r>
@@ -2164,8 +2438,16 @@
         <w:rPr>
           <w:lang w:val="en-GB"/>
         </w:rPr>
-        <w:t xml:space="preserve">                     "VALUES (10,'99999','ClienteFijo','30')";</w:t>
-      </w:r>
+        <w:t xml:space="preserve">                     "VALUES (10,'99999','ClienteFijo','30')</w:t>
+      </w:r>
+      <w:proofErr w:type="gramStart"/>
+      <w:r>
+        <w:rPr>
+          <w:lang w:val="en-GB"/>
+        </w:rPr>
+        <w:t>";</w:t>
+      </w:r>
+      <w:proofErr w:type="gramEnd"/>
     </w:p>
     <w:p>
       <w:pPr>
@@ -2191,6 +2473,7 @@
         <w:t xml:space="preserve">        try (Connection con = </w:t>
       </w:r>
       <w:proofErr w:type="spellStart"/>
+      <w:proofErr w:type="gramStart"/>
       <w:r>
         <w:rPr>
           <w:lang w:val="en-GB"/>
@@ -2198,12 +2481,21 @@
         <w:t>DB.conectar</w:t>
       </w:r>
       <w:proofErr w:type="spellEnd"/>
-      <w:r>
-        <w:rPr>
-          <w:lang w:val="en-GB"/>
-        </w:rPr>
-        <w:t>();</w:t>
-      </w:r>
+      <w:proofErr w:type="gramEnd"/>
+      <w:r>
+        <w:rPr>
+          <w:lang w:val="en-GB"/>
+        </w:rPr>
+        <w:t>(</w:t>
+      </w:r>
+      <w:proofErr w:type="gramStart"/>
+      <w:r>
+        <w:rPr>
+          <w:lang w:val="en-GB"/>
+        </w:rPr>
+        <w:t>);</w:t>
+      </w:r>
+      <w:proofErr w:type="gramEnd"/>
     </w:p>
     <w:p>
       <w:pPr>
@@ -2234,6 +2526,7 @@
         <w:t xml:space="preserve"> = </w:t>
       </w:r>
       <w:proofErr w:type="spellStart"/>
+      <w:proofErr w:type="gramStart"/>
       <w:r>
         <w:rPr>
           <w:lang w:val="en-GB"/>
@@ -2241,6 +2534,7 @@
         <w:t>con.createStatement</w:t>
       </w:r>
       <w:proofErr w:type="spellEnd"/>
+      <w:proofErr w:type="gramEnd"/>
       <w:r>
         <w:rPr>
           <w:lang w:val="en-GB"/>
@@ -2286,6 +2580,7 @@
         <w:t xml:space="preserve"> = </w:t>
       </w:r>
       <w:proofErr w:type="spellStart"/>
+      <w:proofErr w:type="gramStart"/>
       <w:r>
         <w:rPr>
           <w:lang w:val="en-GB"/>
@@ -2293,6 +2588,7 @@
         <w:t>st.executeUpdate</w:t>
       </w:r>
       <w:proofErr w:type="spellEnd"/>
+      <w:proofErr w:type="gramEnd"/>
       <w:r>
         <w:rPr>
           <w:lang w:val="en-GB"/>
@@ -2307,12 +2603,14 @@
         <w:t>sql</w:t>
       </w:r>
       <w:proofErr w:type="spellEnd"/>
+      <w:proofErr w:type="gramStart"/>
       <w:r>
         <w:rPr>
           <w:lang w:val="en-GB"/>
         </w:rPr>
         <w:t>);</w:t>
       </w:r>
+      <w:proofErr w:type="gramEnd"/>
     </w:p>
     <w:p>
       <w:pPr>
@@ -2350,12 +2648,14 @@
         <w:t>filas</w:t>
       </w:r>
       <w:proofErr w:type="spellEnd"/>
+      <w:proofErr w:type="gramStart"/>
       <w:r>
         <w:rPr>
           <w:lang w:val="en-GB"/>
         </w:rPr>
         <w:t>);</w:t>
       </w:r>
+      <w:proofErr w:type="gramEnd"/>
     </w:p>
     <w:p>
       <w:pPr>
@@ -2396,6 +2696,7 @@
         <w:t xml:space="preserve">            </w:t>
       </w:r>
       <w:proofErr w:type="spellStart"/>
+      <w:proofErr w:type="gramStart"/>
       <w:r>
         <w:rPr>
           <w:lang w:val="en-GB"/>
@@ -2403,12 +2704,21 @@
         <w:t>e.printStackTrace</w:t>
       </w:r>
       <w:proofErr w:type="spellEnd"/>
-      <w:r>
-        <w:rPr>
-          <w:lang w:val="en-GB"/>
-        </w:rPr>
-        <w:t>();</w:t>
-      </w:r>
+      <w:proofErr w:type="gramEnd"/>
+      <w:r>
+        <w:rPr>
+          <w:lang w:val="en-GB"/>
+        </w:rPr>
+        <w:t>(</w:t>
+      </w:r>
+      <w:proofErr w:type="gramStart"/>
+      <w:r>
+        <w:rPr>
+          <w:lang w:val="en-GB"/>
+        </w:rPr>
+        <w:t>);</w:t>
+      </w:r>
+      <w:proofErr w:type="gramEnd"/>
     </w:p>
     <w:p>
       <w:pPr>
@@ -2516,7 +2826,15 @@
       </w:r>
       <w:proofErr w:type="spellEnd"/>
       <w:r>
-        <w:t xml:space="preserve"> (parámetros ?).</w:t>
+        <w:t xml:space="preserve"> (</w:t>
+      </w:r>
+      <w:proofErr w:type="gramStart"/>
+      <w:r>
+        <w:t>parámetros ?</w:t>
+      </w:r>
+      <w:proofErr w:type="gramEnd"/>
+      <w:r>
+        <w:t>).</w:t>
       </w:r>
       <w:r>
         <w:br/>
@@ -2538,6 +2856,7 @@
         <w:t xml:space="preserve">import </w:t>
       </w:r>
       <w:proofErr w:type="spellStart"/>
+      <w:proofErr w:type="gramStart"/>
       <w:r>
         <w:rPr>
           <w:lang w:val="en-GB"/>
@@ -2545,6 +2864,7 @@
         <w:t>java.sql.Connection</w:t>
       </w:r>
       <w:proofErr w:type="spellEnd"/>
+      <w:proofErr w:type="gramEnd"/>
       <w:r>
         <w:rPr>
           <w:lang w:val="en-GB"/>
@@ -2567,6 +2887,7 @@
         <w:t xml:space="preserve">import </w:t>
       </w:r>
       <w:proofErr w:type="spellStart"/>
+      <w:proofErr w:type="gramStart"/>
       <w:r>
         <w:rPr>
           <w:lang w:val="en-GB"/>
@@ -2574,6 +2895,7 @@
         <w:t>java.sql.PreparedStatement</w:t>
       </w:r>
       <w:proofErr w:type="spellEnd"/>
+      <w:proofErr w:type="gramEnd"/>
       <w:r>
         <w:rPr>
           <w:lang w:val="en-GB"/>
@@ -2596,11 +2918,26 @@
         <w:t xml:space="preserve">import </w:t>
       </w:r>
       <w:proofErr w:type="spellStart"/>
-      <w:r>
-        <w:rPr>
-          <w:lang w:val="en-GB"/>
-        </w:rPr>
-        <w:t>java.util.Scanner</w:t>
+      <w:proofErr w:type="gramStart"/>
+      <w:r>
+        <w:rPr>
+          <w:lang w:val="en-GB"/>
+        </w:rPr>
+        <w:t>java.util</w:t>
+      </w:r>
+      <w:proofErr w:type="gramEnd"/>
+      <w:r>
+        <w:rPr>
+          <w:lang w:val="en-GB"/>
+        </w:rPr>
+        <w:t>.</w:t>
+      </w:r>
+      <w:proofErr w:type="gramStart"/>
+      <w:r>
+        <w:rPr>
+          <w:lang w:val="en-GB"/>
+        </w:rPr>
+        <w:t>Scanner</w:t>
       </w:r>
       <w:proofErr w:type="spellEnd"/>
       <w:r>
@@ -2609,6 +2946,7 @@
         </w:rPr>
         <w:t>;</w:t>
       </w:r>
+      <w:proofErr w:type="gramEnd"/>
     </w:p>
     <w:p>
       <w:pPr>
@@ -2646,7 +2984,21 @@
         <w:rPr>
           <w:lang w:val="en-GB"/>
         </w:rPr>
-        <w:t xml:space="preserve">    public static void main(String[] </w:t>
+        <w:t xml:space="preserve">    public static void </w:t>
+      </w:r>
+      <w:proofErr w:type="gramStart"/>
+      <w:r>
+        <w:rPr>
+          <w:lang w:val="en-GB"/>
+        </w:rPr>
+        <w:t>main(String[</w:t>
+      </w:r>
+      <w:proofErr w:type="gramEnd"/>
+      <w:r>
+        <w:rPr>
+          <w:lang w:val="en-GB"/>
+        </w:rPr>
+        <w:t xml:space="preserve">] </w:t>
       </w:r>
       <w:proofErr w:type="spellStart"/>
       <w:r>
@@ -2698,8 +3050,30 @@
         <w:rPr>
           <w:lang w:val="en-GB"/>
         </w:rPr>
-        <w:t xml:space="preserve"> = new Scanner(System.in);</w:t>
-      </w:r>
+        <w:t xml:space="preserve"> = new </w:t>
+      </w:r>
+      <w:proofErr w:type="gramStart"/>
+      <w:r>
+        <w:rPr>
+          <w:lang w:val="en-GB"/>
+        </w:rPr>
+        <w:t>Scanner(</w:t>
+      </w:r>
+      <w:proofErr w:type="gramEnd"/>
+      <w:r>
+        <w:rPr>
+          <w:lang w:val="en-GB"/>
+        </w:rPr>
+        <w:t>System.in</w:t>
+      </w:r>
+      <w:proofErr w:type="gramStart"/>
+      <w:r>
+        <w:rPr>
+          <w:lang w:val="en-GB"/>
+        </w:rPr>
+        <w:t>);</w:t>
+      </w:r>
+      <w:proofErr w:type="gramEnd"/>
     </w:p>
     <w:p>
       <w:pPr>
@@ -2716,6 +3090,7 @@
         <w:t xml:space="preserve">             Connection con = </w:t>
       </w:r>
       <w:proofErr w:type="spellStart"/>
+      <w:proofErr w:type="gramStart"/>
       <w:r>
         <w:rPr>
           <w:lang w:val="en-GB"/>
@@ -2723,6 +3098,7 @@
         <w:t>DB.conectar</w:t>
       </w:r>
       <w:proofErr w:type="spellEnd"/>
+      <w:proofErr w:type="gramEnd"/>
       <w:r>
         <w:rPr>
           <w:lang w:val="en-GB"/>
@@ -2765,8 +3141,16 @@
         <w:rPr>
           <w:lang w:val="en-GB"/>
         </w:rPr>
-        <w:t>("ID: ");</w:t>
-      </w:r>
+        <w:t>("ID: "</w:t>
+      </w:r>
+      <w:proofErr w:type="gramStart"/>
+      <w:r>
+        <w:rPr>
+          <w:lang w:val="en-GB"/>
+        </w:rPr>
+        <w:t>);</w:t>
+      </w:r>
+      <w:proofErr w:type="gramEnd"/>
     </w:p>
     <w:p>
       <w:pPr>
@@ -2797,6 +3181,7 @@
         <w:t>(</w:t>
       </w:r>
       <w:proofErr w:type="spellStart"/>
+      <w:proofErr w:type="gramStart"/>
       <w:r>
         <w:rPr>
           <w:lang w:val="en-GB"/>
@@ -2804,12 +3189,21 @@
         <w:t>sc.nextLine</w:t>
       </w:r>
       <w:proofErr w:type="spellEnd"/>
-      <w:r>
-        <w:rPr>
-          <w:lang w:val="en-GB"/>
-        </w:rPr>
-        <w:t>());</w:t>
-      </w:r>
+      <w:proofErr w:type="gramEnd"/>
+      <w:r>
+        <w:rPr>
+          <w:lang w:val="en-GB"/>
+        </w:rPr>
+        <w:t>()</w:t>
+      </w:r>
+      <w:proofErr w:type="gramStart"/>
+      <w:r>
+        <w:rPr>
+          <w:lang w:val="en-GB"/>
+        </w:rPr>
+        <w:t>);</w:t>
+      </w:r>
+      <w:proofErr w:type="gramEnd"/>
     </w:p>
     <w:p>
       <w:pPr>
@@ -2846,8 +3240,16 @@
         <w:rPr>
           <w:lang w:val="en-GB"/>
         </w:rPr>
-        <w:t>("NIF: ");</w:t>
-      </w:r>
+        <w:t>("NIF: "</w:t>
+      </w:r>
+      <w:proofErr w:type="gramStart"/>
+      <w:r>
+        <w:rPr>
+          <w:lang w:val="en-GB"/>
+        </w:rPr>
+        <w:t>);</w:t>
+      </w:r>
+      <w:proofErr w:type="gramEnd"/>
     </w:p>
     <w:p>
       <w:pPr>
@@ -2878,6 +3280,7 @@
         <w:t xml:space="preserve"> = </w:t>
       </w:r>
       <w:proofErr w:type="spellStart"/>
+      <w:proofErr w:type="gramStart"/>
       <w:r>
         <w:rPr>
           <w:lang w:val="en-GB"/>
@@ -2885,12 +3288,21 @@
         <w:t>sc.nextLine</w:t>
       </w:r>
       <w:proofErr w:type="spellEnd"/>
-      <w:r>
-        <w:rPr>
-          <w:lang w:val="en-GB"/>
-        </w:rPr>
-        <w:t>();</w:t>
-      </w:r>
+      <w:proofErr w:type="gramEnd"/>
+      <w:r>
+        <w:rPr>
+          <w:lang w:val="en-GB"/>
+        </w:rPr>
+        <w:t>(</w:t>
+      </w:r>
+      <w:proofErr w:type="gramStart"/>
+      <w:r>
+        <w:rPr>
+          <w:lang w:val="en-GB"/>
+        </w:rPr>
+        <w:t>);</w:t>
+      </w:r>
+      <w:proofErr w:type="gramEnd"/>
     </w:p>
     <w:p>
       <w:pPr>
@@ -2927,8 +3339,16 @@
         <w:rPr>
           <w:lang w:val="en-GB"/>
         </w:rPr>
-        <w:t>("Nombre: ");</w:t>
-      </w:r>
+        <w:t>("Nombre: "</w:t>
+      </w:r>
+      <w:proofErr w:type="gramStart"/>
+      <w:r>
+        <w:rPr>
+          <w:lang w:val="en-GB"/>
+        </w:rPr>
+        <w:t>);</w:t>
+      </w:r>
+      <w:proofErr w:type="gramEnd"/>
     </w:p>
     <w:p>
       <w:pPr>
@@ -2959,6 +3379,7 @@
         <w:t xml:space="preserve"> = </w:t>
       </w:r>
       <w:proofErr w:type="spellStart"/>
+      <w:proofErr w:type="gramStart"/>
       <w:r>
         <w:rPr>
           <w:lang w:val="en-GB"/>
@@ -2966,12 +3387,21 @@
         <w:t>sc.nextLine</w:t>
       </w:r>
       <w:proofErr w:type="spellEnd"/>
-      <w:r>
-        <w:rPr>
-          <w:lang w:val="en-GB"/>
-        </w:rPr>
-        <w:t>();</w:t>
-      </w:r>
+      <w:proofErr w:type="gramEnd"/>
+      <w:r>
+        <w:rPr>
+          <w:lang w:val="en-GB"/>
+        </w:rPr>
+        <w:t>(</w:t>
+      </w:r>
+      <w:proofErr w:type="gramStart"/>
+      <w:r>
+        <w:rPr>
+          <w:lang w:val="en-GB"/>
+        </w:rPr>
+        <w:t>);</w:t>
+      </w:r>
+      <w:proofErr w:type="gramEnd"/>
     </w:p>
     <w:p>
       <w:pPr>
@@ -3008,8 +3438,16 @@
         <w:rPr>
           <w:lang w:val="en-GB"/>
         </w:rPr>
-        <w:t>("Edad: ");</w:t>
-      </w:r>
+        <w:t>("Edad: "</w:t>
+      </w:r>
+      <w:proofErr w:type="gramStart"/>
+      <w:r>
+        <w:rPr>
+          <w:lang w:val="en-GB"/>
+        </w:rPr>
+        <w:t>);</w:t>
+      </w:r>
+      <w:proofErr w:type="gramEnd"/>
     </w:p>
     <w:p>
       <w:pPr>
@@ -3040,6 +3478,7 @@
         <w:t xml:space="preserve"> = </w:t>
       </w:r>
       <w:proofErr w:type="spellStart"/>
+      <w:proofErr w:type="gramStart"/>
       <w:r>
         <w:rPr>
           <w:lang w:val="en-GB"/>
@@ -3047,12 +3486,21 @@
         <w:t>sc.nextLine</w:t>
       </w:r>
       <w:proofErr w:type="spellEnd"/>
-      <w:r>
-        <w:rPr>
-          <w:lang w:val="en-GB"/>
-        </w:rPr>
-        <w:t>();</w:t>
-      </w:r>
+      <w:proofErr w:type="gramEnd"/>
+      <w:r>
+        <w:rPr>
+          <w:lang w:val="en-GB"/>
+        </w:rPr>
+        <w:t>(</w:t>
+      </w:r>
+      <w:proofErr w:type="gramStart"/>
+      <w:r>
+        <w:rPr>
+          <w:lang w:val="en-GB"/>
+        </w:rPr>
+        <w:t>);</w:t>
+      </w:r>
+      <w:proofErr w:type="gramEnd"/>
     </w:p>
     <w:p>
       <w:pPr>
@@ -3145,8 +3593,30 @@
         <w:rPr>
           <w:lang w:val="en-GB"/>
         </w:rPr>
-        <w:t>) VALUES (?,?,?,?)";</w:t>
-      </w:r>
+        <w:t xml:space="preserve">) VALUES </w:t>
+      </w:r>
+      <w:proofErr w:type="gramStart"/>
+      <w:r>
+        <w:rPr>
+          <w:lang w:val="en-GB"/>
+        </w:rPr>
+        <w:t>(?,?,?,?</w:t>
+      </w:r>
+      <w:proofErr w:type="gramEnd"/>
+      <w:r>
+        <w:rPr>
+          <w:lang w:val="en-GB"/>
+        </w:rPr>
+        <w:t>)</w:t>
+      </w:r>
+      <w:proofErr w:type="gramStart"/>
+      <w:r>
+        <w:rPr>
+          <w:lang w:val="en-GB"/>
+        </w:rPr>
+        <w:t>";</w:t>
+      </w:r>
+      <w:proofErr w:type="gramEnd"/>
     </w:p>
     <w:p>
       <w:pPr>
@@ -3200,6 +3670,7 @@
         <w:t xml:space="preserve"> = </w:t>
       </w:r>
       <w:proofErr w:type="spellStart"/>
+      <w:proofErr w:type="gramStart"/>
       <w:r>
         <w:rPr>
           <w:lang w:val="en-GB"/>
@@ -3207,6 +3678,7 @@
         <w:t>con.prepareStatement</w:t>
       </w:r>
       <w:proofErr w:type="spellEnd"/>
+      <w:proofErr w:type="gramEnd"/>
       <w:r>
         <w:rPr>
           <w:lang w:val="en-GB"/>
@@ -3243,6 +3715,7 @@
         <w:t xml:space="preserve">                </w:t>
       </w:r>
       <w:proofErr w:type="spellStart"/>
+      <w:proofErr w:type="gramStart"/>
       <w:r>
         <w:rPr>
           <w:lang w:val="en-GB"/>
@@ -3250,12 +3723,21 @@
         <w:t>ps.setInt</w:t>
       </w:r>
       <w:proofErr w:type="spellEnd"/>
-      <w:r>
-        <w:rPr>
-          <w:lang w:val="en-GB"/>
-        </w:rPr>
-        <w:t>(1, id);</w:t>
-      </w:r>
+      <w:proofErr w:type="gramEnd"/>
+      <w:r>
+        <w:rPr>
+          <w:lang w:val="en-GB"/>
+        </w:rPr>
+        <w:t>(1, id</w:t>
+      </w:r>
+      <w:proofErr w:type="gramStart"/>
+      <w:r>
+        <w:rPr>
+          <w:lang w:val="en-GB"/>
+        </w:rPr>
+        <w:t>);</w:t>
+      </w:r>
+      <w:proofErr w:type="gramEnd"/>
     </w:p>
     <w:p>
       <w:pPr>
@@ -3272,6 +3754,7 @@
         <w:t xml:space="preserve">                </w:t>
       </w:r>
       <w:proofErr w:type="spellStart"/>
+      <w:proofErr w:type="gramStart"/>
       <w:r>
         <w:rPr>
           <w:lang w:val="en-GB"/>
@@ -3279,6 +3762,7 @@
         <w:t>ps.setString</w:t>
       </w:r>
       <w:proofErr w:type="spellEnd"/>
+      <w:proofErr w:type="gramEnd"/>
       <w:r>
         <w:rPr>
           <w:lang w:val="en-GB"/>
@@ -3293,12 +3777,14 @@
         <w:t>nif</w:t>
       </w:r>
       <w:proofErr w:type="spellEnd"/>
+      <w:proofErr w:type="gramStart"/>
       <w:r>
         <w:rPr>
           <w:lang w:val="en-GB"/>
         </w:rPr>
         <w:t>);</w:t>
       </w:r>
+      <w:proofErr w:type="gramEnd"/>
     </w:p>
     <w:p>
       <w:pPr>
@@ -3315,6 +3801,7 @@
         <w:t xml:space="preserve">                </w:t>
       </w:r>
       <w:proofErr w:type="spellStart"/>
+      <w:proofErr w:type="gramStart"/>
       <w:r>
         <w:rPr>
           <w:lang w:val="en-GB"/>
@@ -3322,6 +3809,7 @@
         <w:t>ps.setString</w:t>
       </w:r>
       <w:proofErr w:type="spellEnd"/>
+      <w:proofErr w:type="gramEnd"/>
       <w:r>
         <w:rPr>
           <w:lang w:val="en-GB"/>
@@ -3336,12 +3824,14 @@
         <w:t>nombre</w:t>
       </w:r>
       <w:proofErr w:type="spellEnd"/>
+      <w:proofErr w:type="gramStart"/>
       <w:r>
         <w:rPr>
           <w:lang w:val="en-GB"/>
         </w:rPr>
         <w:t>);</w:t>
       </w:r>
+      <w:proofErr w:type="gramEnd"/>
     </w:p>
     <w:p>
       <w:pPr>
@@ -3358,6 +3848,7 @@
         <w:t xml:space="preserve">                </w:t>
       </w:r>
       <w:proofErr w:type="spellStart"/>
+      <w:proofErr w:type="gramStart"/>
       <w:r>
         <w:rPr>
           <w:lang w:val="en-GB"/>
@@ -3365,6 +3856,7 @@
         <w:t>ps.setString</w:t>
       </w:r>
       <w:proofErr w:type="spellEnd"/>
+      <w:proofErr w:type="gramEnd"/>
       <w:r>
         <w:rPr>
           <w:lang w:val="en-GB"/>
@@ -3379,12 +3871,14 @@
         <w:t>edad</w:t>
       </w:r>
       <w:proofErr w:type="spellEnd"/>
+      <w:proofErr w:type="gramStart"/>
       <w:r>
         <w:rPr>
           <w:lang w:val="en-GB"/>
         </w:rPr>
         <w:t>);</w:t>
       </w:r>
+      <w:proofErr w:type="gramEnd"/>
     </w:p>
     <w:p>
       <w:pPr>
@@ -3424,6 +3918,7 @@
         <w:t xml:space="preserve"> = </w:t>
       </w:r>
       <w:proofErr w:type="spellStart"/>
+      <w:proofErr w:type="gramStart"/>
       <w:r>
         <w:rPr>
           <w:lang w:val="en-GB"/>
@@ -3431,12 +3926,21 @@
         <w:t>ps.executeUpdate</w:t>
       </w:r>
       <w:proofErr w:type="spellEnd"/>
-      <w:r>
-        <w:rPr>
-          <w:lang w:val="en-GB"/>
-        </w:rPr>
-        <w:t>();</w:t>
-      </w:r>
+      <w:proofErr w:type="gramEnd"/>
+      <w:r>
+        <w:rPr>
+          <w:lang w:val="en-GB"/>
+        </w:rPr>
+        <w:t>(</w:t>
+      </w:r>
+      <w:proofErr w:type="gramStart"/>
+      <w:r>
+        <w:rPr>
+          <w:lang w:val="en-GB"/>
+        </w:rPr>
+        <w:t>);</w:t>
+      </w:r>
+      <w:proofErr w:type="gramEnd"/>
     </w:p>
     <w:p>
       <w:pPr>
@@ -3474,12 +3978,14 @@
         <w:t>filas</w:t>
       </w:r>
       <w:proofErr w:type="spellEnd"/>
+      <w:proofErr w:type="gramStart"/>
       <w:r>
         <w:rPr>
           <w:lang w:val="en-GB"/>
         </w:rPr>
         <w:t>);</w:t>
       </w:r>
+      <w:proofErr w:type="gramEnd"/>
     </w:p>
     <w:p>
       <w:pPr>
@@ -3535,6 +4041,7 @@
         <w:t xml:space="preserve">            </w:t>
       </w:r>
       <w:proofErr w:type="spellStart"/>
+      <w:proofErr w:type="gramStart"/>
       <w:r>
         <w:rPr>
           <w:lang w:val="en-GB"/>
@@ -3542,12 +4049,21 @@
         <w:t>e.printStackTrace</w:t>
       </w:r>
       <w:proofErr w:type="spellEnd"/>
-      <w:r>
-        <w:rPr>
-          <w:lang w:val="en-GB"/>
-        </w:rPr>
-        <w:t>();</w:t>
-      </w:r>
+      <w:proofErr w:type="gramEnd"/>
+      <w:r>
+        <w:rPr>
+          <w:lang w:val="en-GB"/>
+        </w:rPr>
+        <w:t>(</w:t>
+      </w:r>
+      <w:proofErr w:type="gramStart"/>
+      <w:r>
+        <w:rPr>
+          <w:lang w:val="en-GB"/>
+        </w:rPr>
+        <w:t>);</w:t>
+      </w:r>
+      <w:proofErr w:type="gramEnd"/>
     </w:p>
     <w:p>
       <w:pPr>
@@ -3676,6 +4192,7 @@
         <w:t xml:space="preserve">import </w:t>
       </w:r>
       <w:proofErr w:type="spellStart"/>
+      <w:proofErr w:type="gramStart"/>
       <w:r>
         <w:rPr>
           <w:lang w:val="en-GB"/>
@@ -3683,6 +4200,7 @@
         <w:t>java.sql.Connection</w:t>
       </w:r>
       <w:proofErr w:type="spellEnd"/>
+      <w:proofErr w:type="gramEnd"/>
       <w:r>
         <w:rPr>
           <w:lang w:val="en-GB"/>
@@ -3705,6 +4223,7 @@
         <w:t xml:space="preserve">import </w:t>
       </w:r>
       <w:proofErr w:type="spellStart"/>
+      <w:proofErr w:type="gramStart"/>
       <w:r>
         <w:rPr>
           <w:lang w:val="en-GB"/>
@@ -3712,6 +4231,7 @@
         <w:t>java.sql.ResultSet</w:t>
       </w:r>
       <w:proofErr w:type="spellEnd"/>
+      <w:proofErr w:type="gramEnd"/>
       <w:r>
         <w:rPr>
           <w:lang w:val="en-GB"/>
@@ -3734,6 +4254,7 @@
         <w:t xml:space="preserve">import </w:t>
       </w:r>
       <w:proofErr w:type="spellStart"/>
+      <w:proofErr w:type="gramStart"/>
       <w:r>
         <w:rPr>
           <w:lang w:val="en-GB"/>
@@ -3741,6 +4262,7 @@
         <w:t>java.sql.Statement</w:t>
       </w:r>
       <w:proofErr w:type="spellEnd"/>
+      <w:proofErr w:type="gramEnd"/>
       <w:r>
         <w:rPr>
           <w:lang w:val="en-GB"/>
@@ -3784,7 +4306,21 @@
         <w:rPr>
           <w:lang w:val="en-GB"/>
         </w:rPr>
-        <w:t xml:space="preserve">    public static void main(String[] </w:t>
+        <w:t xml:space="preserve">    public static void </w:t>
+      </w:r>
+      <w:proofErr w:type="gramStart"/>
+      <w:r>
+        <w:rPr>
+          <w:lang w:val="en-GB"/>
+        </w:rPr>
+        <w:t>main(String[</w:t>
+      </w:r>
+      <w:proofErr w:type="gramEnd"/>
+      <w:r>
+        <w:rPr>
+          <w:lang w:val="en-GB"/>
+        </w:rPr>
+        <w:t xml:space="preserve">] </w:t>
       </w:r>
       <w:proofErr w:type="spellStart"/>
       <w:r>
@@ -3846,12 +4382,14 @@
         <w:t>clientes</w:t>
       </w:r>
       <w:proofErr w:type="spellEnd"/>
+      <w:proofErr w:type="gramStart"/>
       <w:r>
         <w:rPr>
           <w:lang w:val="en-GB"/>
         </w:rPr>
         <w:t>";</w:t>
       </w:r>
+      <w:proofErr w:type="gramEnd"/>
     </w:p>
     <w:p>
       <w:pPr>
@@ -3877,6 +4415,7 @@
         <w:t xml:space="preserve">        try (Connection con = </w:t>
       </w:r>
       <w:proofErr w:type="spellStart"/>
+      <w:proofErr w:type="gramStart"/>
       <w:r>
         <w:rPr>
           <w:lang w:val="en-GB"/>
@@ -3884,12 +4423,21 @@
         <w:t>DB.conectar</w:t>
       </w:r>
       <w:proofErr w:type="spellEnd"/>
-      <w:r>
-        <w:rPr>
-          <w:lang w:val="en-GB"/>
-        </w:rPr>
-        <w:t>();</w:t>
-      </w:r>
+      <w:proofErr w:type="gramEnd"/>
+      <w:r>
+        <w:rPr>
+          <w:lang w:val="en-GB"/>
+        </w:rPr>
+        <w:t>(</w:t>
+      </w:r>
+      <w:proofErr w:type="gramStart"/>
+      <w:r>
+        <w:rPr>
+          <w:lang w:val="en-GB"/>
+        </w:rPr>
+        <w:t>);</w:t>
+      </w:r>
+      <w:proofErr w:type="gramEnd"/>
     </w:p>
     <w:p>
       <w:pPr>
@@ -3920,6 +4468,7 @@
         <w:t xml:space="preserve"> = </w:t>
       </w:r>
       <w:proofErr w:type="spellStart"/>
+      <w:proofErr w:type="gramStart"/>
       <w:r>
         <w:rPr>
           <w:lang w:val="en-GB"/>
@@ -3927,12 +4476,21 @@
         <w:t>con.createStatement</w:t>
       </w:r>
       <w:proofErr w:type="spellEnd"/>
-      <w:r>
-        <w:rPr>
-          <w:lang w:val="en-GB"/>
-        </w:rPr>
-        <w:t>();</w:t>
-      </w:r>
+      <w:proofErr w:type="gramEnd"/>
+      <w:r>
+        <w:rPr>
+          <w:lang w:val="en-GB"/>
+        </w:rPr>
+        <w:t>(</w:t>
+      </w:r>
+      <w:proofErr w:type="gramStart"/>
+      <w:r>
+        <w:rPr>
+          <w:lang w:val="en-GB"/>
+        </w:rPr>
+        <w:t>);</w:t>
+      </w:r>
+      <w:proofErr w:type="gramEnd"/>
     </w:p>
     <w:p>
       <w:pPr>
@@ -3977,6 +4535,7 @@
         <w:t xml:space="preserve"> = </w:t>
       </w:r>
       <w:proofErr w:type="spellStart"/>
+      <w:proofErr w:type="gramStart"/>
       <w:r>
         <w:rPr>
           <w:lang w:val="en-GB"/>
@@ -3984,6 +4543,7 @@
         <w:t>st.executeQuery</w:t>
       </w:r>
       <w:proofErr w:type="spellEnd"/>
+      <w:proofErr w:type="gramEnd"/>
       <w:r>
         <w:rPr>
           <w:lang w:val="en-GB"/>
@@ -4029,6 +4589,7 @@
         <w:t xml:space="preserve">            while (</w:t>
       </w:r>
       <w:proofErr w:type="spellStart"/>
+      <w:proofErr w:type="gramStart"/>
       <w:r>
         <w:rPr>
           <w:lang w:val="en-GB"/>
@@ -4036,6 +4597,7 @@
         <w:t>rs.next</w:t>
       </w:r>
       <w:proofErr w:type="spellEnd"/>
+      <w:proofErr w:type="gramEnd"/>
       <w:r>
         <w:rPr>
           <w:lang w:val="en-GB"/>
@@ -4087,6 +4649,7 @@
         <w:t xml:space="preserve">                        </w:t>
       </w:r>
       <w:proofErr w:type="spellStart"/>
+      <w:proofErr w:type="gramStart"/>
       <w:r>
         <w:rPr>
           <w:lang w:val="en-GB"/>
@@ -4094,6 +4657,7 @@
         <w:t>rs.getInt</w:t>
       </w:r>
       <w:proofErr w:type="spellEnd"/>
+      <w:proofErr w:type="gramEnd"/>
       <w:r>
         <w:rPr>
           <w:lang w:val="en-GB"/>
@@ -4116,6 +4680,7 @@
         <w:t xml:space="preserve">                        </w:t>
       </w:r>
       <w:proofErr w:type="spellStart"/>
+      <w:proofErr w:type="gramStart"/>
       <w:r>
         <w:rPr>
           <w:lang w:val="en-GB"/>
@@ -4123,6 +4688,7 @@
         <w:t>rs.getString</w:t>
       </w:r>
       <w:proofErr w:type="spellEnd"/>
+      <w:proofErr w:type="gramEnd"/>
       <w:r>
         <w:rPr>
           <w:lang w:val="en-GB"/>
@@ -4159,6 +4725,7 @@
         <w:t xml:space="preserve">                        </w:t>
       </w:r>
       <w:proofErr w:type="spellStart"/>
+      <w:proofErr w:type="gramStart"/>
       <w:r>
         <w:rPr>
           <w:lang w:val="en-GB"/>
@@ -4166,6 +4733,7 @@
         <w:t>rs.getString</w:t>
       </w:r>
       <w:proofErr w:type="spellEnd"/>
+      <w:proofErr w:type="gramEnd"/>
       <w:r>
         <w:rPr>
           <w:lang w:val="en-GB"/>
@@ -4202,6 +4770,7 @@
         <w:t xml:space="preserve">                        </w:t>
       </w:r>
       <w:proofErr w:type="spellStart"/>
+      <w:proofErr w:type="gramStart"/>
       <w:r>
         <w:rPr>
           <w:lang w:val="en-GB"/>
@@ -4209,6 +4778,7 @@
         <w:t>rs.getString</w:t>
       </w:r>
       <w:proofErr w:type="spellEnd"/>
+      <w:proofErr w:type="gramEnd"/>
       <w:r>
         <w:rPr>
           <w:lang w:val="en-GB"/>
@@ -4242,8 +4812,16 @@
         <w:rPr>
           <w:lang w:val="en-GB"/>
         </w:rPr>
-        <w:t xml:space="preserve">                );</w:t>
-      </w:r>
+        <w:t xml:space="preserve">                </w:t>
+      </w:r>
+      <w:proofErr w:type="gramStart"/>
+      <w:r>
+        <w:rPr>
+          <w:lang w:val="en-GB"/>
+        </w:rPr>
+        <w:t>);</w:t>
+      </w:r>
+      <w:proofErr w:type="gramEnd"/>
     </w:p>
     <w:p>
       <w:pPr>
@@ -4299,6 +4877,7 @@
         <w:t xml:space="preserve">            </w:t>
       </w:r>
       <w:proofErr w:type="spellStart"/>
+      <w:proofErr w:type="gramStart"/>
       <w:r>
         <w:rPr>
           <w:lang w:val="en-GB"/>
@@ -4306,12 +4885,21 @@
         <w:t>e.printStackTrace</w:t>
       </w:r>
       <w:proofErr w:type="spellEnd"/>
-      <w:r>
-        <w:rPr>
-          <w:lang w:val="en-GB"/>
-        </w:rPr>
-        <w:t>();</w:t>
-      </w:r>
+      <w:proofErr w:type="gramEnd"/>
+      <w:r>
+        <w:rPr>
+          <w:lang w:val="en-GB"/>
+        </w:rPr>
+        <w:t>(</w:t>
+      </w:r>
+      <w:proofErr w:type="gramStart"/>
+      <w:r>
+        <w:rPr>
+          <w:lang w:val="en-GB"/>
+        </w:rPr>
+        <w:t>);</w:t>
+      </w:r>
+      <w:proofErr w:type="gramEnd"/>
     </w:p>
     <w:p>
       <w:pPr>
@@ -4430,12 +5018,17 @@
         <w:t xml:space="preserve">(La unidad explica UPDATE/DELETE con </w:t>
       </w:r>
       <w:proofErr w:type="spellStart"/>
+      <w:proofErr w:type="gramStart"/>
       <w:r>
         <w:t>executeUpdate</w:t>
       </w:r>
       <w:proofErr w:type="spellEnd"/>
       <w:r>
-        <w:t>() y parámetros)</w:t>
+        <w:t>(</w:t>
+      </w:r>
+      <w:proofErr w:type="gramEnd"/>
+      <w:r>
+        <w:t>) y parámetros)</w:t>
       </w:r>
     </w:p>
     <w:p>
@@ -4453,6 +5046,7 @@
         <w:t xml:space="preserve">import </w:t>
       </w:r>
       <w:proofErr w:type="spellStart"/>
+      <w:proofErr w:type="gramStart"/>
       <w:r>
         <w:rPr>
           <w:lang w:val="en-GB"/>
@@ -4460,6 +5054,7 @@
         <w:t>java.sql.Connection</w:t>
       </w:r>
       <w:proofErr w:type="spellEnd"/>
+      <w:proofErr w:type="gramEnd"/>
       <w:r>
         <w:rPr>
           <w:lang w:val="en-GB"/>
@@ -4482,6 +5077,7 @@
         <w:t xml:space="preserve">import </w:t>
       </w:r>
       <w:proofErr w:type="spellStart"/>
+      <w:proofErr w:type="gramStart"/>
       <w:r>
         <w:rPr>
           <w:lang w:val="en-GB"/>
@@ -4489,6 +5085,7 @@
         <w:t>java.sql.PreparedStatement</w:t>
       </w:r>
       <w:proofErr w:type="spellEnd"/>
+      <w:proofErr w:type="gramEnd"/>
       <w:r>
         <w:rPr>
           <w:lang w:val="en-GB"/>
@@ -4512,11 +5109,26 @@
         <w:t xml:space="preserve">import </w:t>
       </w:r>
       <w:proofErr w:type="spellStart"/>
-      <w:r>
-        <w:rPr>
-          <w:lang w:val="en-GB"/>
-        </w:rPr>
-        <w:t>java.util.Scanner</w:t>
+      <w:proofErr w:type="gramStart"/>
+      <w:r>
+        <w:rPr>
+          <w:lang w:val="en-GB"/>
+        </w:rPr>
+        <w:t>java.util</w:t>
+      </w:r>
+      <w:proofErr w:type="gramEnd"/>
+      <w:r>
+        <w:rPr>
+          <w:lang w:val="en-GB"/>
+        </w:rPr>
+        <w:t>.</w:t>
+      </w:r>
+      <w:proofErr w:type="gramStart"/>
+      <w:r>
+        <w:rPr>
+          <w:lang w:val="en-GB"/>
+        </w:rPr>
+        <w:t>Scanner</w:t>
       </w:r>
       <w:proofErr w:type="spellEnd"/>
       <w:r>
@@ -4525,6 +5137,7 @@
         </w:rPr>
         <w:t>;</w:t>
       </w:r>
+      <w:proofErr w:type="gramEnd"/>
     </w:p>
     <w:p>
       <w:pPr>
@@ -4562,7 +5175,21 @@
         <w:rPr>
           <w:lang w:val="en-GB"/>
         </w:rPr>
-        <w:t xml:space="preserve">    public static void main(String[] </w:t>
+        <w:t xml:space="preserve">    public static void </w:t>
+      </w:r>
+      <w:proofErr w:type="gramStart"/>
+      <w:r>
+        <w:rPr>
+          <w:lang w:val="en-GB"/>
+        </w:rPr>
+        <w:t>main(String[</w:t>
+      </w:r>
+      <w:proofErr w:type="gramEnd"/>
+      <w:r>
+        <w:rPr>
+          <w:lang w:val="en-GB"/>
+        </w:rPr>
+        <w:t xml:space="preserve">] </w:t>
       </w:r>
       <w:proofErr w:type="spellStart"/>
       <w:r>
@@ -4614,8 +5241,30 @@
         <w:rPr>
           <w:lang w:val="en-GB"/>
         </w:rPr>
-        <w:t xml:space="preserve"> = new Scanner(System.in);</w:t>
-      </w:r>
+        <w:t xml:space="preserve"> = new </w:t>
+      </w:r>
+      <w:proofErr w:type="gramStart"/>
+      <w:r>
+        <w:rPr>
+          <w:lang w:val="en-GB"/>
+        </w:rPr>
+        <w:t>Scanner(</w:t>
+      </w:r>
+      <w:proofErr w:type="gramEnd"/>
+      <w:r>
+        <w:rPr>
+          <w:lang w:val="en-GB"/>
+        </w:rPr>
+        <w:t>System.in</w:t>
+      </w:r>
+      <w:proofErr w:type="gramStart"/>
+      <w:r>
+        <w:rPr>
+          <w:lang w:val="en-GB"/>
+        </w:rPr>
+        <w:t>);</w:t>
+      </w:r>
+      <w:proofErr w:type="gramEnd"/>
     </w:p>
     <w:p>
       <w:pPr>
@@ -4632,6 +5281,7 @@
         <w:t xml:space="preserve">             Connection con = </w:t>
       </w:r>
       <w:proofErr w:type="spellStart"/>
+      <w:proofErr w:type="gramStart"/>
       <w:r>
         <w:rPr>
           <w:lang w:val="en-GB"/>
@@ -4639,6 +5289,7 @@
         <w:t>DB.conectar</w:t>
       </w:r>
       <w:proofErr w:type="spellEnd"/>
+      <w:proofErr w:type="gramEnd"/>
       <w:r>
         <w:rPr>
           <w:lang w:val="en-GB"/>
@@ -4696,6 +5347,612 @@
         <w:rPr>
           <w:lang w:val="en-GB"/>
         </w:rPr>
+        <w:t xml:space="preserve">("ID </w:t>
+      </w:r>
+      <w:proofErr w:type="gramStart"/>
+      <w:r>
+        <w:rPr>
+          <w:lang w:val="en-GB"/>
+        </w:rPr>
+        <w:t>a</w:t>
+      </w:r>
+      <w:proofErr w:type="gramEnd"/>
+      <w:r>
+        <w:rPr>
+          <w:lang w:val="en-GB"/>
+        </w:rPr>
+        <w:t xml:space="preserve"> </w:t>
+      </w:r>
+      <w:proofErr w:type="spellStart"/>
+      <w:r>
+        <w:rPr>
+          <w:lang w:val="en-GB"/>
+        </w:rPr>
+        <w:t>actualizar</w:t>
+      </w:r>
+      <w:proofErr w:type="spellEnd"/>
+      <w:r>
+        <w:rPr>
+          <w:lang w:val="en-GB"/>
+        </w:rPr>
+        <w:t>: "</w:t>
+      </w:r>
+      <w:proofErr w:type="gramStart"/>
+      <w:r>
+        <w:rPr>
+          <w:lang w:val="en-GB"/>
+        </w:rPr>
+        <w:t>);</w:t>
+      </w:r>
+      <w:proofErr w:type="gramEnd"/>
+    </w:p>
+    <w:p>
+      <w:pPr>
+        <w:pStyle w:val="Sinespaciado"/>
+        <w:shd w:val="clear" w:color="auto" w:fill="FAE2D5" w:themeFill="accent2" w:themeFillTint="33"/>
+        <w:rPr>
+          <w:lang w:val="en-GB"/>
+        </w:rPr>
+      </w:pPr>
+      <w:r>
+        <w:rPr>
+          <w:lang w:val="en-GB"/>
+        </w:rPr>
+        <w:t xml:space="preserve">            int </w:t>
+      </w:r>
+      <w:proofErr w:type="spellStart"/>
+      <w:r>
+        <w:rPr>
+          <w:lang w:val="en-GB"/>
+        </w:rPr>
+        <w:t>idUpdate</w:t>
+      </w:r>
+      <w:proofErr w:type="spellEnd"/>
+      <w:r>
+        <w:rPr>
+          <w:lang w:val="en-GB"/>
+        </w:rPr>
+        <w:t xml:space="preserve"> = </w:t>
+      </w:r>
+      <w:proofErr w:type="spellStart"/>
+      <w:r>
+        <w:rPr>
+          <w:lang w:val="en-GB"/>
+        </w:rPr>
+        <w:t>Integer.parseInt</w:t>
+      </w:r>
+      <w:proofErr w:type="spellEnd"/>
+      <w:r>
+        <w:rPr>
+          <w:lang w:val="en-GB"/>
+        </w:rPr>
+        <w:t>(</w:t>
+      </w:r>
+      <w:proofErr w:type="spellStart"/>
+      <w:proofErr w:type="gramStart"/>
+      <w:r>
+        <w:rPr>
+          <w:lang w:val="en-GB"/>
+        </w:rPr>
+        <w:t>sc.nextLine</w:t>
+      </w:r>
+      <w:proofErr w:type="spellEnd"/>
+      <w:proofErr w:type="gramEnd"/>
+      <w:r>
+        <w:rPr>
+          <w:lang w:val="en-GB"/>
+        </w:rPr>
+        <w:t>()</w:t>
+      </w:r>
+      <w:proofErr w:type="gramStart"/>
+      <w:r>
+        <w:rPr>
+          <w:lang w:val="en-GB"/>
+        </w:rPr>
+        <w:t>);</w:t>
+      </w:r>
+      <w:proofErr w:type="gramEnd"/>
+    </w:p>
+    <w:p>
+      <w:pPr>
+        <w:pStyle w:val="Sinespaciado"/>
+        <w:shd w:val="clear" w:color="auto" w:fill="FAE2D5" w:themeFill="accent2" w:themeFillTint="33"/>
+        <w:rPr>
+          <w:lang w:val="en-GB"/>
+        </w:rPr>
+      </w:pPr>
+    </w:p>
+    <w:p>
+      <w:pPr>
+        <w:pStyle w:val="Sinespaciado"/>
+        <w:shd w:val="clear" w:color="auto" w:fill="FAE2D5" w:themeFill="accent2" w:themeFillTint="33"/>
+        <w:rPr>
+          <w:lang w:val="en-GB"/>
+        </w:rPr>
+      </w:pPr>
+      <w:r>
+        <w:rPr>
+          <w:lang w:val="en-GB"/>
+        </w:rPr>
+        <w:t xml:space="preserve">            </w:t>
+      </w:r>
+      <w:proofErr w:type="spellStart"/>
+      <w:r>
+        <w:rPr>
+          <w:lang w:val="en-GB"/>
+        </w:rPr>
+        <w:t>System.out.print</w:t>
+      </w:r>
+      <w:proofErr w:type="spellEnd"/>
+      <w:r>
+        <w:rPr>
+          <w:lang w:val="en-GB"/>
+        </w:rPr>
+        <w:t xml:space="preserve">("Nueva </w:t>
+      </w:r>
+      <w:proofErr w:type="spellStart"/>
+      <w:r>
+        <w:rPr>
+          <w:lang w:val="en-GB"/>
+        </w:rPr>
+        <w:t>edad</w:t>
+      </w:r>
+      <w:proofErr w:type="spellEnd"/>
+      <w:r>
+        <w:rPr>
+          <w:lang w:val="en-GB"/>
+        </w:rPr>
+        <w:t>: "</w:t>
+      </w:r>
+      <w:proofErr w:type="gramStart"/>
+      <w:r>
+        <w:rPr>
+          <w:lang w:val="en-GB"/>
+        </w:rPr>
+        <w:t>);</w:t>
+      </w:r>
+      <w:proofErr w:type="gramEnd"/>
+    </w:p>
+    <w:p>
+      <w:pPr>
+        <w:pStyle w:val="Sinespaciado"/>
+        <w:shd w:val="clear" w:color="auto" w:fill="FAE2D5" w:themeFill="accent2" w:themeFillTint="33"/>
+        <w:rPr>
+          <w:lang w:val="en-GB"/>
+        </w:rPr>
+      </w:pPr>
+      <w:r>
+        <w:rPr>
+          <w:lang w:val="en-GB"/>
+        </w:rPr>
+        <w:t xml:space="preserve">            String </w:t>
+      </w:r>
+      <w:proofErr w:type="spellStart"/>
+      <w:r>
+        <w:rPr>
+          <w:lang w:val="en-GB"/>
+        </w:rPr>
+        <w:t>nuevaEdad</w:t>
+      </w:r>
+      <w:proofErr w:type="spellEnd"/>
+      <w:r>
+        <w:rPr>
+          <w:lang w:val="en-GB"/>
+        </w:rPr>
+        <w:t xml:space="preserve"> = </w:t>
+      </w:r>
+      <w:proofErr w:type="spellStart"/>
+      <w:proofErr w:type="gramStart"/>
+      <w:r>
+        <w:rPr>
+          <w:lang w:val="en-GB"/>
+        </w:rPr>
+        <w:t>sc.nextLine</w:t>
+      </w:r>
+      <w:proofErr w:type="spellEnd"/>
+      <w:proofErr w:type="gramEnd"/>
+      <w:r>
+        <w:rPr>
+          <w:lang w:val="en-GB"/>
+        </w:rPr>
+        <w:t>(</w:t>
+      </w:r>
+      <w:proofErr w:type="gramStart"/>
+      <w:r>
+        <w:rPr>
+          <w:lang w:val="en-GB"/>
+        </w:rPr>
+        <w:t>);</w:t>
+      </w:r>
+      <w:proofErr w:type="gramEnd"/>
+    </w:p>
+    <w:p>
+      <w:pPr>
+        <w:pStyle w:val="Sinespaciado"/>
+        <w:shd w:val="clear" w:color="auto" w:fill="FAE2D5" w:themeFill="accent2" w:themeFillTint="33"/>
+        <w:rPr>
+          <w:lang w:val="en-GB"/>
+        </w:rPr>
+      </w:pPr>
+    </w:p>
+    <w:p>
+      <w:pPr>
+        <w:pStyle w:val="Sinespaciado"/>
+        <w:shd w:val="clear" w:color="auto" w:fill="FAE2D5" w:themeFill="accent2" w:themeFillTint="33"/>
+        <w:rPr>
+          <w:lang w:val="en-GB"/>
+        </w:rPr>
+      </w:pPr>
+      <w:r>
+        <w:rPr>
+          <w:lang w:val="en-GB"/>
+        </w:rPr>
+        <w:t xml:space="preserve">            String </w:t>
+      </w:r>
+      <w:proofErr w:type="spellStart"/>
+      <w:r>
+        <w:rPr>
+          <w:lang w:val="en-GB"/>
+        </w:rPr>
+        <w:t>sqlUpdate</w:t>
+      </w:r>
+      <w:proofErr w:type="spellEnd"/>
+      <w:r>
+        <w:rPr>
+          <w:lang w:val="en-GB"/>
+        </w:rPr>
+        <w:t xml:space="preserve"> = "UPDATE </w:t>
+      </w:r>
+      <w:proofErr w:type="spellStart"/>
+      <w:r>
+        <w:rPr>
+          <w:lang w:val="en-GB"/>
+        </w:rPr>
+        <w:t>clientes</w:t>
+      </w:r>
+      <w:proofErr w:type="spellEnd"/>
+      <w:r>
+        <w:rPr>
+          <w:lang w:val="en-GB"/>
+        </w:rPr>
+        <w:t xml:space="preserve"> SET </w:t>
+      </w:r>
+      <w:proofErr w:type="spellStart"/>
+      <w:r>
+        <w:rPr>
+          <w:lang w:val="en-GB"/>
+        </w:rPr>
+        <w:t>edad</w:t>
+      </w:r>
+      <w:proofErr w:type="spellEnd"/>
+      <w:r>
+        <w:rPr>
+          <w:lang w:val="en-GB"/>
+        </w:rPr>
+        <w:t xml:space="preserve"> </w:t>
+      </w:r>
+      <w:proofErr w:type="gramStart"/>
+      <w:r>
+        <w:rPr>
+          <w:lang w:val="en-GB"/>
+        </w:rPr>
+        <w:t>= ?</w:t>
+      </w:r>
+      <w:proofErr w:type="gramEnd"/>
+      <w:r>
+        <w:rPr>
+          <w:lang w:val="en-GB"/>
+        </w:rPr>
+        <w:t xml:space="preserve"> WHERE id </w:t>
+      </w:r>
+      <w:proofErr w:type="gramStart"/>
+      <w:r>
+        <w:rPr>
+          <w:lang w:val="en-GB"/>
+        </w:rPr>
+        <w:t>= ?";</w:t>
+      </w:r>
+      <w:proofErr w:type="gramEnd"/>
+    </w:p>
+    <w:p>
+      <w:pPr>
+        <w:pStyle w:val="Sinespaciado"/>
+        <w:shd w:val="clear" w:color="auto" w:fill="FAE2D5" w:themeFill="accent2" w:themeFillTint="33"/>
+        <w:rPr>
+          <w:lang w:val="en-GB"/>
+        </w:rPr>
+      </w:pPr>
+      <w:r>
+        <w:rPr>
+          <w:lang w:val="en-GB"/>
+        </w:rPr>
+        <w:t xml:space="preserve">            try (</w:t>
+      </w:r>
+      <w:proofErr w:type="spellStart"/>
+      <w:r>
+        <w:rPr>
+          <w:lang w:val="en-GB"/>
+        </w:rPr>
+        <w:t>PreparedStatement</w:t>
+      </w:r>
+      <w:proofErr w:type="spellEnd"/>
+      <w:r>
+        <w:rPr>
+          <w:lang w:val="en-GB"/>
+        </w:rPr>
+        <w:t xml:space="preserve"> </w:t>
+      </w:r>
+      <w:proofErr w:type="spellStart"/>
+      <w:r>
+        <w:rPr>
+          <w:lang w:val="en-GB"/>
+        </w:rPr>
+        <w:t>ps</w:t>
+      </w:r>
+      <w:proofErr w:type="spellEnd"/>
+      <w:r>
+        <w:rPr>
+          <w:lang w:val="en-GB"/>
+        </w:rPr>
+        <w:t xml:space="preserve"> = </w:t>
+      </w:r>
+      <w:proofErr w:type="spellStart"/>
+      <w:proofErr w:type="gramStart"/>
+      <w:r>
+        <w:rPr>
+          <w:lang w:val="en-GB"/>
+        </w:rPr>
+        <w:t>con.prepareStatement</w:t>
+      </w:r>
+      <w:proofErr w:type="spellEnd"/>
+      <w:proofErr w:type="gramEnd"/>
+      <w:r>
+        <w:rPr>
+          <w:lang w:val="en-GB"/>
+        </w:rPr>
+        <w:t>(</w:t>
+      </w:r>
+      <w:proofErr w:type="spellStart"/>
+      <w:r>
+        <w:rPr>
+          <w:lang w:val="en-GB"/>
+        </w:rPr>
+        <w:t>sqlUpdate</w:t>
+      </w:r>
+      <w:proofErr w:type="spellEnd"/>
+      <w:r>
+        <w:rPr>
+          <w:lang w:val="en-GB"/>
+        </w:rPr>
+        <w:t>)) {</w:t>
+      </w:r>
+    </w:p>
+    <w:p>
+      <w:pPr>
+        <w:pStyle w:val="Sinespaciado"/>
+        <w:shd w:val="clear" w:color="auto" w:fill="FAE2D5" w:themeFill="accent2" w:themeFillTint="33"/>
+        <w:rPr>
+          <w:lang w:val="en-GB"/>
+        </w:rPr>
+      </w:pPr>
+      <w:r>
+        <w:rPr>
+          <w:lang w:val="en-GB"/>
+        </w:rPr>
+        <w:t xml:space="preserve">                </w:t>
+      </w:r>
+      <w:proofErr w:type="spellStart"/>
+      <w:proofErr w:type="gramStart"/>
+      <w:r>
+        <w:rPr>
+          <w:lang w:val="en-GB"/>
+        </w:rPr>
+        <w:t>ps.setString</w:t>
+      </w:r>
+      <w:proofErr w:type="spellEnd"/>
+      <w:proofErr w:type="gramEnd"/>
+      <w:r>
+        <w:rPr>
+          <w:lang w:val="en-GB"/>
+        </w:rPr>
+        <w:t xml:space="preserve">(1, </w:t>
+      </w:r>
+      <w:proofErr w:type="spellStart"/>
+      <w:r>
+        <w:rPr>
+          <w:lang w:val="en-GB"/>
+        </w:rPr>
+        <w:t>nuevaEdad</w:t>
+      </w:r>
+      <w:proofErr w:type="spellEnd"/>
+      <w:proofErr w:type="gramStart"/>
+      <w:r>
+        <w:rPr>
+          <w:lang w:val="en-GB"/>
+        </w:rPr>
+        <w:t>);</w:t>
+      </w:r>
+      <w:proofErr w:type="gramEnd"/>
+    </w:p>
+    <w:p>
+      <w:pPr>
+        <w:pStyle w:val="Sinespaciado"/>
+        <w:shd w:val="clear" w:color="auto" w:fill="FAE2D5" w:themeFill="accent2" w:themeFillTint="33"/>
+        <w:rPr>
+          <w:lang w:val="en-GB"/>
+        </w:rPr>
+      </w:pPr>
+      <w:r>
+        <w:rPr>
+          <w:lang w:val="en-GB"/>
+        </w:rPr>
+        <w:t xml:space="preserve">                </w:t>
+      </w:r>
+      <w:proofErr w:type="spellStart"/>
+      <w:proofErr w:type="gramStart"/>
+      <w:r>
+        <w:rPr>
+          <w:lang w:val="en-GB"/>
+        </w:rPr>
+        <w:t>ps.setInt</w:t>
+      </w:r>
+      <w:proofErr w:type="spellEnd"/>
+      <w:proofErr w:type="gramEnd"/>
+      <w:r>
+        <w:rPr>
+          <w:lang w:val="en-GB"/>
+        </w:rPr>
+        <w:t xml:space="preserve">(2, </w:t>
+      </w:r>
+      <w:proofErr w:type="spellStart"/>
+      <w:r>
+        <w:rPr>
+          <w:lang w:val="en-GB"/>
+        </w:rPr>
+        <w:t>idUpdate</w:t>
+      </w:r>
+      <w:proofErr w:type="spellEnd"/>
+      <w:proofErr w:type="gramStart"/>
+      <w:r>
+        <w:rPr>
+          <w:lang w:val="en-GB"/>
+        </w:rPr>
+        <w:t>);</w:t>
+      </w:r>
+      <w:proofErr w:type="gramEnd"/>
+    </w:p>
+    <w:p>
+      <w:pPr>
+        <w:pStyle w:val="Sinespaciado"/>
+        <w:shd w:val="clear" w:color="auto" w:fill="FAE2D5" w:themeFill="accent2" w:themeFillTint="33"/>
+        <w:rPr>
+          <w:lang w:val="en-GB"/>
+        </w:rPr>
+      </w:pPr>
+      <w:r>
+        <w:rPr>
+          <w:lang w:val="en-GB"/>
+        </w:rPr>
+        <w:t xml:space="preserve">                </w:t>
+      </w:r>
+      <w:proofErr w:type="spellStart"/>
+      <w:r>
+        <w:rPr>
+          <w:lang w:val="en-GB"/>
+        </w:rPr>
+        <w:t>System.out.println</w:t>
+      </w:r>
+      <w:proofErr w:type="spellEnd"/>
+      <w:r>
+        <w:rPr>
+          <w:lang w:val="en-GB"/>
+        </w:rPr>
+        <w:t xml:space="preserve">("Filas </w:t>
+      </w:r>
+      <w:proofErr w:type="spellStart"/>
+      <w:r>
+        <w:rPr>
+          <w:lang w:val="en-GB"/>
+        </w:rPr>
+        <w:t>actualizadas</w:t>
+      </w:r>
+      <w:proofErr w:type="spellEnd"/>
+      <w:r>
+        <w:rPr>
+          <w:lang w:val="en-GB"/>
+        </w:rPr>
+        <w:t xml:space="preserve">: " + </w:t>
+      </w:r>
+      <w:proofErr w:type="spellStart"/>
+      <w:proofErr w:type="gramStart"/>
+      <w:r>
+        <w:rPr>
+          <w:lang w:val="en-GB"/>
+        </w:rPr>
+        <w:t>ps.executeUpdate</w:t>
+      </w:r>
+      <w:proofErr w:type="spellEnd"/>
+      <w:proofErr w:type="gramEnd"/>
+      <w:r>
+        <w:rPr>
+          <w:lang w:val="en-GB"/>
+        </w:rPr>
+        <w:t>()</w:t>
+      </w:r>
+      <w:proofErr w:type="gramStart"/>
+      <w:r>
+        <w:rPr>
+          <w:lang w:val="en-GB"/>
+        </w:rPr>
+        <w:t>);</w:t>
+      </w:r>
+      <w:proofErr w:type="gramEnd"/>
+    </w:p>
+    <w:p>
+      <w:pPr>
+        <w:pStyle w:val="Sinespaciado"/>
+        <w:shd w:val="clear" w:color="auto" w:fill="FAE2D5" w:themeFill="accent2" w:themeFillTint="33"/>
+        <w:rPr>
+          <w:lang w:val="en-GB"/>
+        </w:rPr>
+      </w:pPr>
+      <w:r>
+        <w:rPr>
+          <w:lang w:val="en-GB"/>
+        </w:rPr>
+        <w:t xml:space="preserve">            }</w:t>
+      </w:r>
+    </w:p>
+    <w:p>
+      <w:pPr>
+        <w:pStyle w:val="Sinespaciado"/>
+        <w:shd w:val="clear" w:color="auto" w:fill="FAE2D5" w:themeFill="accent2" w:themeFillTint="33"/>
+        <w:rPr>
+          <w:lang w:val="en-GB"/>
+        </w:rPr>
+      </w:pPr>
+    </w:p>
+    <w:p>
+      <w:pPr>
+        <w:pStyle w:val="Sinespaciado"/>
+        <w:shd w:val="clear" w:color="auto" w:fill="FAE2D5" w:themeFill="accent2" w:themeFillTint="33"/>
+        <w:rPr>
+          <w:lang w:val="en-GB"/>
+        </w:rPr>
+      </w:pPr>
+      <w:r>
+        <w:rPr>
+          <w:lang w:val="en-GB"/>
+        </w:rPr>
+        <w:t xml:space="preserve">            // B) DELETE</w:t>
+      </w:r>
+    </w:p>
+    <w:p>
+      <w:pPr>
+        <w:pStyle w:val="Sinespaciado"/>
+        <w:shd w:val="clear" w:color="auto" w:fill="FAE2D5" w:themeFill="accent2" w:themeFillTint="33"/>
+        <w:rPr>
+          <w:lang w:val="en-GB"/>
+        </w:rPr>
+      </w:pPr>
+      <w:r>
+        <w:rPr>
+          <w:lang w:val="en-GB"/>
+        </w:rPr>
+        <w:t xml:space="preserve">            </w:t>
+      </w:r>
+      <w:proofErr w:type="spellStart"/>
+      <w:r>
+        <w:rPr>
+          <w:lang w:val="en-GB"/>
+        </w:rPr>
+        <w:t>System.out.print</w:t>
+      </w:r>
+      <w:proofErr w:type="spellEnd"/>
+      <w:r>
+        <w:rPr>
+          <w:lang w:val="en-GB"/>
+        </w:rPr>
         <w:t xml:space="preserve">("ID a </w:t>
       </w:r>
       <w:proofErr w:type="spellStart"/>
@@ -4703,15 +5960,23 @@
         <w:rPr>
           <w:lang w:val="en-GB"/>
         </w:rPr>
-        <w:t>actualizar</w:t>
-      </w:r>
-      <w:proofErr w:type="spellEnd"/>
-      <w:r>
-        <w:rPr>
-          <w:lang w:val="en-GB"/>
-        </w:rPr>
-        <w:t>: ");</w:t>
-      </w:r>
+        <w:t>borrar</w:t>
+      </w:r>
+      <w:proofErr w:type="spellEnd"/>
+      <w:r>
+        <w:rPr>
+          <w:lang w:val="en-GB"/>
+        </w:rPr>
+        <w:t>: "</w:t>
+      </w:r>
+      <w:proofErr w:type="gramStart"/>
+      <w:r>
+        <w:rPr>
+          <w:lang w:val="en-GB"/>
+        </w:rPr>
+        <w:t>);</w:t>
+      </w:r>
+      <w:proofErr w:type="gramEnd"/>
     </w:p>
     <w:p>
       <w:pPr>
@@ -4732,7 +5997,7 @@
         <w:rPr>
           <w:lang w:val="en-GB"/>
         </w:rPr>
-        <w:t>idUpdate</w:t>
+        <w:t>idDelete</w:t>
       </w:r>
       <w:proofErr w:type="spellEnd"/>
       <w:r>
@@ -4756,6 +6021,7 @@
         <w:t>(</w:t>
       </w:r>
       <w:proofErr w:type="spellStart"/>
+      <w:proofErr w:type="gramStart"/>
       <w:r>
         <w:rPr>
           <w:lang w:val="en-GB"/>
@@ -4763,21 +6029,307 @@
         <w:t>sc.nextLine</w:t>
       </w:r>
       <w:proofErr w:type="spellEnd"/>
-      <w:r>
-        <w:rPr>
-          <w:lang w:val="en-GB"/>
-        </w:rPr>
-        <w:t>());</w:t>
-      </w:r>
-    </w:p>
-    <w:p>
-      <w:pPr>
-        <w:pStyle w:val="Sinespaciado"/>
-        <w:shd w:val="clear" w:color="auto" w:fill="FAE2D5" w:themeFill="accent2" w:themeFillTint="33"/>
-        <w:rPr>
-          <w:lang w:val="en-GB"/>
-        </w:rPr>
-      </w:pPr>
+      <w:proofErr w:type="gramEnd"/>
+      <w:r>
+        <w:rPr>
+          <w:lang w:val="en-GB"/>
+        </w:rPr>
+        <w:t>()</w:t>
+      </w:r>
+      <w:proofErr w:type="gramStart"/>
+      <w:r>
+        <w:rPr>
+          <w:lang w:val="en-GB"/>
+        </w:rPr>
+        <w:t>);</w:t>
+      </w:r>
+      <w:proofErr w:type="gramEnd"/>
+    </w:p>
+    <w:p>
+      <w:pPr>
+        <w:pStyle w:val="Sinespaciado"/>
+        <w:shd w:val="clear" w:color="auto" w:fill="FAE2D5" w:themeFill="accent2" w:themeFillTint="33"/>
+        <w:rPr>
+          <w:lang w:val="en-GB"/>
+        </w:rPr>
+      </w:pPr>
+    </w:p>
+    <w:p>
+      <w:pPr>
+        <w:pStyle w:val="Sinespaciado"/>
+        <w:shd w:val="clear" w:color="auto" w:fill="FAE2D5" w:themeFill="accent2" w:themeFillTint="33"/>
+        <w:rPr>
+          <w:lang w:val="en-GB"/>
+        </w:rPr>
+      </w:pPr>
+      <w:r>
+        <w:rPr>
+          <w:lang w:val="en-GB"/>
+        </w:rPr>
+        <w:t xml:space="preserve">            String </w:t>
+      </w:r>
+      <w:proofErr w:type="spellStart"/>
+      <w:r>
+        <w:rPr>
+          <w:lang w:val="en-GB"/>
+        </w:rPr>
+        <w:t>sqlDelete</w:t>
+      </w:r>
+      <w:proofErr w:type="spellEnd"/>
+      <w:r>
+        <w:rPr>
+          <w:lang w:val="en-GB"/>
+        </w:rPr>
+        <w:t xml:space="preserve"> = "DELETE FROM </w:t>
+      </w:r>
+      <w:proofErr w:type="spellStart"/>
+      <w:r>
+        <w:rPr>
+          <w:lang w:val="en-GB"/>
+        </w:rPr>
+        <w:t>clientes</w:t>
+      </w:r>
+      <w:proofErr w:type="spellEnd"/>
+      <w:r>
+        <w:rPr>
+          <w:lang w:val="en-GB"/>
+        </w:rPr>
+        <w:t xml:space="preserve"> WHERE id </w:t>
+      </w:r>
+      <w:proofErr w:type="gramStart"/>
+      <w:r>
+        <w:rPr>
+          <w:lang w:val="en-GB"/>
+        </w:rPr>
+        <w:t>= ?";</w:t>
+      </w:r>
+      <w:proofErr w:type="gramEnd"/>
+    </w:p>
+    <w:p>
+      <w:pPr>
+        <w:pStyle w:val="Sinespaciado"/>
+        <w:shd w:val="clear" w:color="auto" w:fill="FAE2D5" w:themeFill="accent2" w:themeFillTint="33"/>
+        <w:rPr>
+          <w:lang w:val="en-GB"/>
+        </w:rPr>
+      </w:pPr>
+      <w:r>
+        <w:rPr>
+          <w:lang w:val="en-GB"/>
+        </w:rPr>
+        <w:t xml:space="preserve">            try (</w:t>
+      </w:r>
+      <w:proofErr w:type="spellStart"/>
+      <w:r>
+        <w:rPr>
+          <w:lang w:val="en-GB"/>
+        </w:rPr>
+        <w:t>PreparedStatement</w:t>
+      </w:r>
+      <w:proofErr w:type="spellEnd"/>
+      <w:r>
+        <w:rPr>
+          <w:lang w:val="en-GB"/>
+        </w:rPr>
+        <w:t xml:space="preserve"> </w:t>
+      </w:r>
+      <w:proofErr w:type="spellStart"/>
+      <w:r>
+        <w:rPr>
+          <w:lang w:val="en-GB"/>
+        </w:rPr>
+        <w:t>ps</w:t>
+      </w:r>
+      <w:proofErr w:type="spellEnd"/>
+      <w:r>
+        <w:rPr>
+          <w:lang w:val="en-GB"/>
+        </w:rPr>
+        <w:t xml:space="preserve"> = </w:t>
+      </w:r>
+      <w:proofErr w:type="spellStart"/>
+      <w:proofErr w:type="gramStart"/>
+      <w:r>
+        <w:rPr>
+          <w:lang w:val="en-GB"/>
+        </w:rPr>
+        <w:t>con.prepareStatement</w:t>
+      </w:r>
+      <w:proofErr w:type="spellEnd"/>
+      <w:proofErr w:type="gramEnd"/>
+      <w:r>
+        <w:rPr>
+          <w:lang w:val="en-GB"/>
+        </w:rPr>
+        <w:t>(</w:t>
+      </w:r>
+      <w:proofErr w:type="spellStart"/>
+      <w:r>
+        <w:rPr>
+          <w:lang w:val="en-GB"/>
+        </w:rPr>
+        <w:t>sqlDelete</w:t>
+      </w:r>
+      <w:proofErr w:type="spellEnd"/>
+      <w:r>
+        <w:rPr>
+          <w:lang w:val="en-GB"/>
+        </w:rPr>
+        <w:t>)) {</w:t>
+      </w:r>
+    </w:p>
+    <w:p>
+      <w:pPr>
+        <w:pStyle w:val="Sinespaciado"/>
+        <w:shd w:val="clear" w:color="auto" w:fill="FAE2D5" w:themeFill="accent2" w:themeFillTint="33"/>
+        <w:rPr>
+          <w:lang w:val="en-GB"/>
+        </w:rPr>
+      </w:pPr>
+      <w:r>
+        <w:rPr>
+          <w:lang w:val="en-GB"/>
+        </w:rPr>
+        <w:t xml:space="preserve">                </w:t>
+      </w:r>
+      <w:proofErr w:type="spellStart"/>
+      <w:proofErr w:type="gramStart"/>
+      <w:r>
+        <w:rPr>
+          <w:lang w:val="en-GB"/>
+        </w:rPr>
+        <w:t>ps.setInt</w:t>
+      </w:r>
+      <w:proofErr w:type="spellEnd"/>
+      <w:proofErr w:type="gramEnd"/>
+      <w:r>
+        <w:rPr>
+          <w:lang w:val="en-GB"/>
+        </w:rPr>
+        <w:t xml:space="preserve">(1, </w:t>
+      </w:r>
+      <w:proofErr w:type="spellStart"/>
+      <w:r>
+        <w:rPr>
+          <w:lang w:val="en-GB"/>
+        </w:rPr>
+        <w:t>idDelete</w:t>
+      </w:r>
+      <w:proofErr w:type="spellEnd"/>
+      <w:proofErr w:type="gramStart"/>
+      <w:r>
+        <w:rPr>
+          <w:lang w:val="en-GB"/>
+        </w:rPr>
+        <w:t>);</w:t>
+      </w:r>
+      <w:proofErr w:type="gramEnd"/>
+    </w:p>
+    <w:p>
+      <w:pPr>
+        <w:pStyle w:val="Sinespaciado"/>
+        <w:shd w:val="clear" w:color="auto" w:fill="FAE2D5" w:themeFill="accent2" w:themeFillTint="33"/>
+        <w:rPr>
+          <w:lang w:val="en-GB"/>
+        </w:rPr>
+      </w:pPr>
+      <w:r>
+        <w:rPr>
+          <w:lang w:val="en-GB"/>
+        </w:rPr>
+        <w:t xml:space="preserve">                </w:t>
+      </w:r>
+      <w:proofErr w:type="spellStart"/>
+      <w:r>
+        <w:rPr>
+          <w:lang w:val="en-GB"/>
+        </w:rPr>
+        <w:t>System.out.println</w:t>
+      </w:r>
+      <w:proofErr w:type="spellEnd"/>
+      <w:r>
+        <w:rPr>
+          <w:lang w:val="en-GB"/>
+        </w:rPr>
+        <w:t xml:space="preserve">("Filas </w:t>
+      </w:r>
+      <w:proofErr w:type="spellStart"/>
+      <w:r>
+        <w:rPr>
+          <w:lang w:val="en-GB"/>
+        </w:rPr>
+        <w:t>borradas</w:t>
+      </w:r>
+      <w:proofErr w:type="spellEnd"/>
+      <w:r>
+        <w:rPr>
+          <w:lang w:val="en-GB"/>
+        </w:rPr>
+        <w:t xml:space="preserve">: " + </w:t>
+      </w:r>
+      <w:proofErr w:type="spellStart"/>
+      <w:proofErr w:type="gramStart"/>
+      <w:r>
+        <w:rPr>
+          <w:lang w:val="en-GB"/>
+        </w:rPr>
+        <w:t>ps.executeUpdate</w:t>
+      </w:r>
+      <w:proofErr w:type="spellEnd"/>
+      <w:proofErr w:type="gramEnd"/>
+      <w:r>
+        <w:rPr>
+          <w:lang w:val="en-GB"/>
+        </w:rPr>
+        <w:t>()</w:t>
+      </w:r>
+      <w:proofErr w:type="gramStart"/>
+      <w:r>
+        <w:rPr>
+          <w:lang w:val="en-GB"/>
+        </w:rPr>
+        <w:t>);</w:t>
+      </w:r>
+      <w:proofErr w:type="gramEnd"/>
+    </w:p>
+    <w:p>
+      <w:pPr>
+        <w:pStyle w:val="Sinespaciado"/>
+        <w:shd w:val="clear" w:color="auto" w:fill="FAE2D5" w:themeFill="accent2" w:themeFillTint="33"/>
+        <w:rPr>
+          <w:lang w:val="en-GB"/>
+        </w:rPr>
+      </w:pPr>
+      <w:r>
+        <w:rPr>
+          <w:lang w:val="en-GB"/>
+        </w:rPr>
+        <w:t xml:space="preserve">            }</w:t>
+      </w:r>
+    </w:p>
+    <w:p>
+      <w:pPr>
+        <w:pStyle w:val="Sinespaciado"/>
+        <w:shd w:val="clear" w:color="auto" w:fill="FAE2D5" w:themeFill="accent2" w:themeFillTint="33"/>
+        <w:rPr>
+          <w:lang w:val="en-GB"/>
+        </w:rPr>
+      </w:pPr>
+    </w:p>
+    <w:p>
+      <w:pPr>
+        <w:pStyle w:val="Sinespaciado"/>
+        <w:shd w:val="clear" w:color="auto" w:fill="FAE2D5" w:themeFill="accent2" w:themeFillTint="33"/>
+        <w:rPr>
+          <w:lang w:val="en-GB"/>
+        </w:rPr>
+      </w:pPr>
+      <w:r>
+        <w:rPr>
+          <w:lang w:val="en-GB"/>
+        </w:rPr>
+        <w:t xml:space="preserve">        } catch (Exception e) {</w:t>
+      </w:r>
     </w:p>
     <w:p>
       <w:pPr>
@@ -4794,786 +6346,29 @@
         <w:t xml:space="preserve">            </w:t>
       </w:r>
       <w:proofErr w:type="spellStart"/>
-      <w:r>
-        <w:rPr>
-          <w:lang w:val="en-GB"/>
-        </w:rPr>
-        <w:t>System.out.print</w:t>
-      </w:r>
-      <w:proofErr w:type="spellEnd"/>
-      <w:r>
-        <w:rPr>
-          <w:lang w:val="en-GB"/>
-        </w:rPr>
-        <w:t xml:space="preserve">("Nueva </w:t>
-      </w:r>
-      <w:proofErr w:type="spellStart"/>
-      <w:r>
-        <w:rPr>
-          <w:lang w:val="en-GB"/>
-        </w:rPr>
-        <w:t>edad</w:t>
-      </w:r>
-      <w:proofErr w:type="spellEnd"/>
-      <w:r>
-        <w:rPr>
-          <w:lang w:val="en-GB"/>
-        </w:rPr>
-        <w:t>: ");</w:t>
-      </w:r>
-    </w:p>
-    <w:p>
-      <w:pPr>
-        <w:pStyle w:val="Sinespaciado"/>
-        <w:shd w:val="clear" w:color="auto" w:fill="FAE2D5" w:themeFill="accent2" w:themeFillTint="33"/>
-        <w:rPr>
-          <w:lang w:val="en-GB"/>
-        </w:rPr>
-      </w:pPr>
-      <w:r>
-        <w:rPr>
-          <w:lang w:val="en-GB"/>
-        </w:rPr>
-        <w:t xml:space="preserve">            String </w:t>
-      </w:r>
-      <w:proofErr w:type="spellStart"/>
-      <w:r>
-        <w:rPr>
-          <w:lang w:val="en-GB"/>
-        </w:rPr>
-        <w:t>nuevaEdad</w:t>
-      </w:r>
-      <w:proofErr w:type="spellEnd"/>
-      <w:r>
-        <w:rPr>
-          <w:lang w:val="en-GB"/>
-        </w:rPr>
-        <w:t xml:space="preserve"> = </w:t>
-      </w:r>
-      <w:proofErr w:type="spellStart"/>
-      <w:r>
-        <w:rPr>
-          <w:lang w:val="en-GB"/>
-        </w:rPr>
-        <w:t>sc.nextLine</w:t>
-      </w:r>
-      <w:proofErr w:type="spellEnd"/>
-      <w:r>
-        <w:rPr>
-          <w:lang w:val="en-GB"/>
-        </w:rPr>
-        <w:t>();</w:t>
-      </w:r>
-    </w:p>
-    <w:p>
-      <w:pPr>
-        <w:pStyle w:val="Sinespaciado"/>
-        <w:shd w:val="clear" w:color="auto" w:fill="FAE2D5" w:themeFill="accent2" w:themeFillTint="33"/>
-        <w:rPr>
-          <w:lang w:val="en-GB"/>
-        </w:rPr>
-      </w:pPr>
-    </w:p>
-    <w:p>
-      <w:pPr>
-        <w:pStyle w:val="Sinespaciado"/>
-        <w:shd w:val="clear" w:color="auto" w:fill="FAE2D5" w:themeFill="accent2" w:themeFillTint="33"/>
-        <w:rPr>
-          <w:lang w:val="en-GB"/>
-        </w:rPr>
-      </w:pPr>
-      <w:r>
-        <w:rPr>
-          <w:lang w:val="en-GB"/>
-        </w:rPr>
-        <w:t xml:space="preserve">            String </w:t>
-      </w:r>
-      <w:proofErr w:type="spellStart"/>
-      <w:r>
-        <w:rPr>
-          <w:lang w:val="en-GB"/>
-        </w:rPr>
-        <w:t>sqlUpdate</w:t>
-      </w:r>
-      <w:proofErr w:type="spellEnd"/>
-      <w:r>
-        <w:rPr>
-          <w:lang w:val="en-GB"/>
-        </w:rPr>
-        <w:t xml:space="preserve"> = "UPDATE </w:t>
-      </w:r>
-      <w:proofErr w:type="spellStart"/>
-      <w:r>
-        <w:rPr>
-          <w:lang w:val="en-GB"/>
-        </w:rPr>
-        <w:t>clientes</w:t>
-      </w:r>
-      <w:proofErr w:type="spellEnd"/>
-      <w:r>
-        <w:rPr>
-          <w:lang w:val="en-GB"/>
-        </w:rPr>
-        <w:t xml:space="preserve"> SET </w:t>
-      </w:r>
-      <w:proofErr w:type="spellStart"/>
-      <w:r>
-        <w:rPr>
-          <w:lang w:val="en-GB"/>
-        </w:rPr>
-        <w:t>edad</w:t>
-      </w:r>
-      <w:proofErr w:type="spellEnd"/>
-      <w:r>
-        <w:rPr>
-          <w:lang w:val="en-GB"/>
-        </w:rPr>
-        <w:t xml:space="preserve"> = ? WHERE id = ?";</w:t>
-      </w:r>
-    </w:p>
-    <w:p>
-      <w:pPr>
-        <w:pStyle w:val="Sinespaciado"/>
-        <w:shd w:val="clear" w:color="auto" w:fill="FAE2D5" w:themeFill="accent2" w:themeFillTint="33"/>
-        <w:rPr>
-          <w:lang w:val="en-GB"/>
-        </w:rPr>
-      </w:pPr>
-      <w:r>
-        <w:rPr>
-          <w:lang w:val="en-GB"/>
-        </w:rPr>
-        <w:t xml:space="preserve">            try (</w:t>
-      </w:r>
-      <w:proofErr w:type="spellStart"/>
-      <w:r>
-        <w:rPr>
-          <w:lang w:val="en-GB"/>
-        </w:rPr>
-        <w:t>PreparedStatement</w:t>
-      </w:r>
-      <w:proofErr w:type="spellEnd"/>
-      <w:r>
-        <w:rPr>
-          <w:lang w:val="en-GB"/>
-        </w:rPr>
-        <w:t xml:space="preserve"> </w:t>
-      </w:r>
-      <w:proofErr w:type="spellStart"/>
-      <w:r>
-        <w:rPr>
-          <w:lang w:val="en-GB"/>
-        </w:rPr>
-        <w:t>ps</w:t>
-      </w:r>
-      <w:proofErr w:type="spellEnd"/>
-      <w:r>
-        <w:rPr>
-          <w:lang w:val="en-GB"/>
-        </w:rPr>
-        <w:t xml:space="preserve"> = </w:t>
-      </w:r>
-      <w:proofErr w:type="spellStart"/>
-      <w:r>
-        <w:rPr>
-          <w:lang w:val="en-GB"/>
-        </w:rPr>
-        <w:t>con.prepareStatement</w:t>
-      </w:r>
-      <w:proofErr w:type="spellEnd"/>
+      <w:proofErr w:type="gramStart"/>
+      <w:r>
+        <w:rPr>
+          <w:lang w:val="en-GB"/>
+        </w:rPr>
+        <w:t>e.printStackTrace</w:t>
+      </w:r>
+      <w:proofErr w:type="spellEnd"/>
+      <w:proofErr w:type="gramEnd"/>
       <w:r>
         <w:rPr>
           <w:lang w:val="en-GB"/>
         </w:rPr>
         <w:t>(</w:t>
       </w:r>
-      <w:proofErr w:type="spellStart"/>
-      <w:r>
-        <w:rPr>
-          <w:lang w:val="en-GB"/>
-        </w:rPr>
-        <w:t>sqlUpdate</w:t>
-      </w:r>
-      <w:proofErr w:type="spellEnd"/>
-      <w:r>
-        <w:rPr>
-          <w:lang w:val="en-GB"/>
-        </w:rPr>
-        <w:t>)) {</w:t>
-      </w:r>
-    </w:p>
-    <w:p>
-      <w:pPr>
-        <w:pStyle w:val="Sinespaciado"/>
-        <w:shd w:val="clear" w:color="auto" w:fill="FAE2D5" w:themeFill="accent2" w:themeFillTint="33"/>
-        <w:rPr>
-          <w:lang w:val="en-GB"/>
-        </w:rPr>
-      </w:pPr>
-      <w:r>
-        <w:rPr>
-          <w:lang w:val="en-GB"/>
-        </w:rPr>
-        <w:t xml:space="preserve">                </w:t>
-      </w:r>
-      <w:proofErr w:type="spellStart"/>
-      <w:r>
-        <w:rPr>
-          <w:lang w:val="en-GB"/>
-        </w:rPr>
-        <w:t>ps.setString</w:t>
-      </w:r>
-      <w:proofErr w:type="spellEnd"/>
-      <w:r>
-        <w:rPr>
-          <w:lang w:val="en-GB"/>
-        </w:rPr>
-        <w:t xml:space="preserve">(1, </w:t>
-      </w:r>
-      <w:proofErr w:type="spellStart"/>
-      <w:r>
-        <w:rPr>
-          <w:lang w:val="en-GB"/>
-        </w:rPr>
-        <w:t>nuevaEdad</w:t>
-      </w:r>
-      <w:proofErr w:type="spellEnd"/>
+      <w:proofErr w:type="gramStart"/>
       <w:r>
         <w:rPr>
           <w:lang w:val="en-GB"/>
         </w:rPr>
         <w:t>);</w:t>
       </w:r>
-    </w:p>
-    <w:p>
-      <w:pPr>
-        <w:pStyle w:val="Sinespaciado"/>
-        <w:shd w:val="clear" w:color="auto" w:fill="FAE2D5" w:themeFill="accent2" w:themeFillTint="33"/>
-        <w:rPr>
-          <w:lang w:val="en-GB"/>
-        </w:rPr>
-      </w:pPr>
-      <w:r>
-        <w:rPr>
-          <w:lang w:val="en-GB"/>
-        </w:rPr>
-        <w:t xml:space="preserve">                </w:t>
-      </w:r>
-      <w:proofErr w:type="spellStart"/>
-      <w:r>
-        <w:rPr>
-          <w:lang w:val="en-GB"/>
-        </w:rPr>
-        <w:t>ps.setInt</w:t>
-      </w:r>
-      <w:proofErr w:type="spellEnd"/>
-      <w:r>
-        <w:rPr>
-          <w:lang w:val="en-GB"/>
-        </w:rPr>
-        <w:t xml:space="preserve">(2, </w:t>
-      </w:r>
-      <w:proofErr w:type="spellStart"/>
-      <w:r>
-        <w:rPr>
-          <w:lang w:val="en-GB"/>
-        </w:rPr>
-        <w:t>idUpdate</w:t>
-      </w:r>
-      <w:proofErr w:type="spellEnd"/>
-      <w:r>
-        <w:rPr>
-          <w:lang w:val="en-GB"/>
-        </w:rPr>
-        <w:t>);</w:t>
-      </w:r>
-    </w:p>
-    <w:p>
-      <w:pPr>
-        <w:pStyle w:val="Sinespaciado"/>
-        <w:shd w:val="clear" w:color="auto" w:fill="FAE2D5" w:themeFill="accent2" w:themeFillTint="33"/>
-        <w:rPr>
-          <w:lang w:val="en-GB"/>
-        </w:rPr>
-      </w:pPr>
-      <w:r>
-        <w:rPr>
-          <w:lang w:val="en-GB"/>
-        </w:rPr>
-        <w:t xml:space="preserve">                </w:t>
-      </w:r>
-      <w:proofErr w:type="spellStart"/>
-      <w:r>
-        <w:rPr>
-          <w:lang w:val="en-GB"/>
-        </w:rPr>
-        <w:t>System.out.println</w:t>
-      </w:r>
-      <w:proofErr w:type="spellEnd"/>
-      <w:r>
-        <w:rPr>
-          <w:lang w:val="en-GB"/>
-        </w:rPr>
-        <w:t xml:space="preserve">("Filas </w:t>
-      </w:r>
-      <w:proofErr w:type="spellStart"/>
-      <w:r>
-        <w:rPr>
-          <w:lang w:val="en-GB"/>
-        </w:rPr>
-        <w:t>actualizadas</w:t>
-      </w:r>
-      <w:proofErr w:type="spellEnd"/>
-      <w:r>
-        <w:rPr>
-          <w:lang w:val="en-GB"/>
-        </w:rPr>
-        <w:t xml:space="preserve">: " + </w:t>
-      </w:r>
-      <w:proofErr w:type="spellStart"/>
-      <w:r>
-        <w:rPr>
-          <w:lang w:val="en-GB"/>
-        </w:rPr>
-        <w:t>ps.executeUpdate</w:t>
-      </w:r>
-      <w:proofErr w:type="spellEnd"/>
-      <w:r>
-        <w:rPr>
-          <w:lang w:val="en-GB"/>
-        </w:rPr>
-        <w:t>());</w:t>
-      </w:r>
-    </w:p>
-    <w:p>
-      <w:pPr>
-        <w:pStyle w:val="Sinespaciado"/>
-        <w:shd w:val="clear" w:color="auto" w:fill="FAE2D5" w:themeFill="accent2" w:themeFillTint="33"/>
-        <w:rPr>
-          <w:lang w:val="en-GB"/>
-        </w:rPr>
-      </w:pPr>
-      <w:r>
-        <w:rPr>
-          <w:lang w:val="en-GB"/>
-        </w:rPr>
-        <w:t xml:space="preserve">            }</w:t>
-      </w:r>
-    </w:p>
-    <w:p>
-      <w:pPr>
-        <w:pStyle w:val="Sinespaciado"/>
-        <w:shd w:val="clear" w:color="auto" w:fill="FAE2D5" w:themeFill="accent2" w:themeFillTint="33"/>
-        <w:rPr>
-          <w:lang w:val="en-GB"/>
-        </w:rPr>
-      </w:pPr>
-    </w:p>
-    <w:p>
-      <w:pPr>
-        <w:pStyle w:val="Sinespaciado"/>
-        <w:shd w:val="clear" w:color="auto" w:fill="FAE2D5" w:themeFill="accent2" w:themeFillTint="33"/>
-        <w:rPr>
-          <w:lang w:val="en-GB"/>
-        </w:rPr>
-      </w:pPr>
-      <w:r>
-        <w:rPr>
-          <w:lang w:val="en-GB"/>
-        </w:rPr>
-        <w:t xml:space="preserve">            // B) DELETE</w:t>
-      </w:r>
-    </w:p>
-    <w:p>
-      <w:pPr>
-        <w:pStyle w:val="Sinespaciado"/>
-        <w:shd w:val="clear" w:color="auto" w:fill="FAE2D5" w:themeFill="accent2" w:themeFillTint="33"/>
-        <w:rPr>
-          <w:lang w:val="en-GB"/>
-        </w:rPr>
-      </w:pPr>
-      <w:r>
-        <w:rPr>
-          <w:lang w:val="en-GB"/>
-        </w:rPr>
-        <w:t xml:space="preserve">            </w:t>
-      </w:r>
-      <w:proofErr w:type="spellStart"/>
-      <w:r>
-        <w:rPr>
-          <w:lang w:val="en-GB"/>
-        </w:rPr>
-        <w:t>System.out.print</w:t>
-      </w:r>
-      <w:proofErr w:type="spellEnd"/>
-      <w:r>
-        <w:rPr>
-          <w:lang w:val="en-GB"/>
-        </w:rPr>
-        <w:t xml:space="preserve">("ID a </w:t>
-      </w:r>
-      <w:proofErr w:type="spellStart"/>
-      <w:r>
-        <w:rPr>
-          <w:lang w:val="en-GB"/>
-        </w:rPr>
-        <w:t>borrar</w:t>
-      </w:r>
-      <w:proofErr w:type="spellEnd"/>
-      <w:r>
-        <w:rPr>
-          <w:lang w:val="en-GB"/>
-        </w:rPr>
-        <w:t>: ");</w:t>
-      </w:r>
-    </w:p>
-    <w:p>
-      <w:pPr>
-        <w:pStyle w:val="Sinespaciado"/>
-        <w:shd w:val="clear" w:color="auto" w:fill="FAE2D5" w:themeFill="accent2" w:themeFillTint="33"/>
-        <w:rPr>
-          <w:lang w:val="en-GB"/>
-        </w:rPr>
-      </w:pPr>
-      <w:r>
-        <w:rPr>
-          <w:lang w:val="en-GB"/>
-        </w:rPr>
-        <w:t xml:space="preserve">            int </w:t>
-      </w:r>
-      <w:proofErr w:type="spellStart"/>
-      <w:r>
-        <w:rPr>
-          <w:lang w:val="en-GB"/>
-        </w:rPr>
-        <w:t>idDelete</w:t>
-      </w:r>
-      <w:proofErr w:type="spellEnd"/>
-      <w:r>
-        <w:rPr>
-          <w:lang w:val="en-GB"/>
-        </w:rPr>
-        <w:t xml:space="preserve"> = </w:t>
-      </w:r>
-      <w:proofErr w:type="spellStart"/>
-      <w:r>
-        <w:rPr>
-          <w:lang w:val="en-GB"/>
-        </w:rPr>
-        <w:t>Integer.parseInt</w:t>
-      </w:r>
-      <w:proofErr w:type="spellEnd"/>
-      <w:r>
-        <w:rPr>
-          <w:lang w:val="en-GB"/>
-        </w:rPr>
-        <w:t>(</w:t>
-      </w:r>
-      <w:proofErr w:type="spellStart"/>
-      <w:r>
-        <w:rPr>
-          <w:lang w:val="en-GB"/>
-        </w:rPr>
-        <w:t>sc.nextLine</w:t>
-      </w:r>
-      <w:proofErr w:type="spellEnd"/>
-      <w:r>
-        <w:rPr>
-          <w:lang w:val="en-GB"/>
-        </w:rPr>
-        <w:t>());</w:t>
-      </w:r>
-    </w:p>
-    <w:p>
-      <w:pPr>
-        <w:pStyle w:val="Sinespaciado"/>
-        <w:shd w:val="clear" w:color="auto" w:fill="FAE2D5" w:themeFill="accent2" w:themeFillTint="33"/>
-        <w:rPr>
-          <w:lang w:val="en-GB"/>
-        </w:rPr>
-      </w:pPr>
-    </w:p>
-    <w:p>
-      <w:pPr>
-        <w:pStyle w:val="Sinespaciado"/>
-        <w:shd w:val="clear" w:color="auto" w:fill="FAE2D5" w:themeFill="accent2" w:themeFillTint="33"/>
-        <w:rPr>
-          <w:lang w:val="en-GB"/>
-        </w:rPr>
-      </w:pPr>
-      <w:r>
-        <w:rPr>
-          <w:lang w:val="en-GB"/>
-        </w:rPr>
-        <w:t xml:space="preserve">            String </w:t>
-      </w:r>
-      <w:proofErr w:type="spellStart"/>
-      <w:r>
-        <w:rPr>
-          <w:lang w:val="en-GB"/>
-        </w:rPr>
-        <w:t>sqlDelete</w:t>
-      </w:r>
-      <w:proofErr w:type="spellEnd"/>
-      <w:r>
-        <w:rPr>
-          <w:lang w:val="en-GB"/>
-        </w:rPr>
-        <w:t xml:space="preserve"> = "DELETE FROM </w:t>
-      </w:r>
-      <w:proofErr w:type="spellStart"/>
-      <w:r>
-        <w:rPr>
-          <w:lang w:val="en-GB"/>
-        </w:rPr>
-        <w:t>clientes</w:t>
-      </w:r>
-      <w:proofErr w:type="spellEnd"/>
-      <w:r>
-        <w:rPr>
-          <w:lang w:val="en-GB"/>
-        </w:rPr>
-        <w:t xml:space="preserve"> WHERE id = ?";</w:t>
-      </w:r>
-    </w:p>
-    <w:p>
-      <w:pPr>
-        <w:pStyle w:val="Sinespaciado"/>
-        <w:shd w:val="clear" w:color="auto" w:fill="FAE2D5" w:themeFill="accent2" w:themeFillTint="33"/>
-        <w:rPr>
-          <w:lang w:val="en-GB"/>
-        </w:rPr>
-      </w:pPr>
-      <w:r>
-        <w:rPr>
-          <w:lang w:val="en-GB"/>
-        </w:rPr>
-        <w:t xml:space="preserve">            try (</w:t>
-      </w:r>
-      <w:proofErr w:type="spellStart"/>
-      <w:r>
-        <w:rPr>
-          <w:lang w:val="en-GB"/>
-        </w:rPr>
-        <w:t>PreparedStatement</w:t>
-      </w:r>
-      <w:proofErr w:type="spellEnd"/>
-      <w:r>
-        <w:rPr>
-          <w:lang w:val="en-GB"/>
-        </w:rPr>
-        <w:t xml:space="preserve"> </w:t>
-      </w:r>
-      <w:proofErr w:type="spellStart"/>
-      <w:r>
-        <w:rPr>
-          <w:lang w:val="en-GB"/>
-        </w:rPr>
-        <w:t>ps</w:t>
-      </w:r>
-      <w:proofErr w:type="spellEnd"/>
-      <w:r>
-        <w:rPr>
-          <w:lang w:val="en-GB"/>
-        </w:rPr>
-        <w:t xml:space="preserve"> = </w:t>
-      </w:r>
-      <w:proofErr w:type="spellStart"/>
-      <w:r>
-        <w:rPr>
-          <w:lang w:val="en-GB"/>
-        </w:rPr>
-        <w:t>con.prepareStatement</w:t>
-      </w:r>
-      <w:proofErr w:type="spellEnd"/>
-      <w:r>
-        <w:rPr>
-          <w:lang w:val="en-GB"/>
-        </w:rPr>
-        <w:t>(</w:t>
-      </w:r>
-      <w:proofErr w:type="spellStart"/>
-      <w:r>
-        <w:rPr>
-          <w:lang w:val="en-GB"/>
-        </w:rPr>
-        <w:t>sqlDelete</w:t>
-      </w:r>
-      <w:proofErr w:type="spellEnd"/>
-      <w:r>
-        <w:rPr>
-          <w:lang w:val="en-GB"/>
-        </w:rPr>
-        <w:t>)) {</w:t>
-      </w:r>
-    </w:p>
-    <w:p>
-      <w:pPr>
-        <w:pStyle w:val="Sinespaciado"/>
-        <w:shd w:val="clear" w:color="auto" w:fill="FAE2D5" w:themeFill="accent2" w:themeFillTint="33"/>
-        <w:rPr>
-          <w:lang w:val="en-GB"/>
-        </w:rPr>
-      </w:pPr>
-      <w:r>
-        <w:rPr>
-          <w:lang w:val="en-GB"/>
-        </w:rPr>
-        <w:t xml:space="preserve">                </w:t>
-      </w:r>
-      <w:proofErr w:type="spellStart"/>
-      <w:r>
-        <w:rPr>
-          <w:lang w:val="en-GB"/>
-        </w:rPr>
-        <w:t>ps.setInt</w:t>
-      </w:r>
-      <w:proofErr w:type="spellEnd"/>
-      <w:r>
-        <w:rPr>
-          <w:lang w:val="en-GB"/>
-        </w:rPr>
-        <w:t xml:space="preserve">(1, </w:t>
-      </w:r>
-      <w:proofErr w:type="spellStart"/>
-      <w:r>
-        <w:rPr>
-          <w:lang w:val="en-GB"/>
-        </w:rPr>
-        <w:t>idDelete</w:t>
-      </w:r>
-      <w:proofErr w:type="spellEnd"/>
-      <w:r>
-        <w:rPr>
-          <w:lang w:val="en-GB"/>
-        </w:rPr>
-        <w:t>);</w:t>
-      </w:r>
-    </w:p>
-    <w:p>
-      <w:pPr>
-        <w:pStyle w:val="Sinespaciado"/>
-        <w:shd w:val="clear" w:color="auto" w:fill="FAE2D5" w:themeFill="accent2" w:themeFillTint="33"/>
-        <w:rPr>
-          <w:lang w:val="en-GB"/>
-        </w:rPr>
-      </w:pPr>
-      <w:r>
-        <w:rPr>
-          <w:lang w:val="en-GB"/>
-        </w:rPr>
-        <w:t xml:space="preserve">                </w:t>
-      </w:r>
-      <w:proofErr w:type="spellStart"/>
-      <w:r>
-        <w:rPr>
-          <w:lang w:val="en-GB"/>
-        </w:rPr>
-        <w:t>System.out.println</w:t>
-      </w:r>
-      <w:proofErr w:type="spellEnd"/>
-      <w:r>
-        <w:rPr>
-          <w:lang w:val="en-GB"/>
-        </w:rPr>
-        <w:t xml:space="preserve">("Filas </w:t>
-      </w:r>
-      <w:proofErr w:type="spellStart"/>
-      <w:r>
-        <w:rPr>
-          <w:lang w:val="en-GB"/>
-        </w:rPr>
-        <w:t>borradas</w:t>
-      </w:r>
-      <w:proofErr w:type="spellEnd"/>
-      <w:r>
-        <w:rPr>
-          <w:lang w:val="en-GB"/>
-        </w:rPr>
-        <w:t xml:space="preserve">: " + </w:t>
-      </w:r>
-      <w:proofErr w:type="spellStart"/>
-      <w:r>
-        <w:rPr>
-          <w:lang w:val="en-GB"/>
-        </w:rPr>
-        <w:t>ps.executeUpdate</w:t>
-      </w:r>
-      <w:proofErr w:type="spellEnd"/>
-      <w:r>
-        <w:rPr>
-          <w:lang w:val="en-GB"/>
-        </w:rPr>
-        <w:t>());</w:t>
-      </w:r>
-    </w:p>
-    <w:p>
-      <w:pPr>
-        <w:pStyle w:val="Sinespaciado"/>
-        <w:shd w:val="clear" w:color="auto" w:fill="FAE2D5" w:themeFill="accent2" w:themeFillTint="33"/>
-        <w:rPr>
-          <w:lang w:val="en-GB"/>
-        </w:rPr>
-      </w:pPr>
-      <w:r>
-        <w:rPr>
-          <w:lang w:val="en-GB"/>
-        </w:rPr>
-        <w:t xml:space="preserve">            }</w:t>
-      </w:r>
-    </w:p>
-    <w:p>
-      <w:pPr>
-        <w:pStyle w:val="Sinespaciado"/>
-        <w:shd w:val="clear" w:color="auto" w:fill="FAE2D5" w:themeFill="accent2" w:themeFillTint="33"/>
-        <w:rPr>
-          <w:lang w:val="en-GB"/>
-        </w:rPr>
-      </w:pPr>
-    </w:p>
-    <w:p>
-      <w:pPr>
-        <w:pStyle w:val="Sinespaciado"/>
-        <w:shd w:val="clear" w:color="auto" w:fill="FAE2D5" w:themeFill="accent2" w:themeFillTint="33"/>
-        <w:rPr>
-          <w:lang w:val="en-GB"/>
-        </w:rPr>
-      </w:pPr>
-      <w:r>
-        <w:rPr>
-          <w:lang w:val="en-GB"/>
-        </w:rPr>
-        <w:t xml:space="preserve">        } catch (Exception e) {</w:t>
-      </w:r>
-    </w:p>
-    <w:p>
-      <w:pPr>
-        <w:pStyle w:val="Sinespaciado"/>
-        <w:shd w:val="clear" w:color="auto" w:fill="FAE2D5" w:themeFill="accent2" w:themeFillTint="33"/>
-        <w:rPr>
-          <w:lang w:val="en-GB"/>
-        </w:rPr>
-      </w:pPr>
-      <w:r>
-        <w:rPr>
-          <w:lang w:val="en-GB"/>
-        </w:rPr>
-        <w:t xml:space="preserve">            </w:t>
-      </w:r>
-      <w:proofErr w:type="spellStart"/>
-      <w:r>
-        <w:rPr>
-          <w:lang w:val="en-GB"/>
-        </w:rPr>
-        <w:t>e.printStackTrace</w:t>
-      </w:r>
-      <w:proofErr w:type="spellEnd"/>
-      <w:r>
-        <w:rPr>
-          <w:lang w:val="en-GB"/>
-        </w:rPr>
-        <w:t>();</w:t>
-      </w:r>
+      <w:proofErr w:type="gramEnd"/>
     </w:p>
     <w:p>
       <w:pPr>
@@ -5615,41 +6410,6 @@
       </w:pPr>
       <w:r>
         <w:t>RETO</w:t>
-      </w:r>
-    </w:p>
-    <w:p>
-      <w:r>
-        <w:t xml:space="preserve">Perfecto Alberto </w:t>
-      </w:r>
-      <w:r>
-        <w:rPr>
-          <w:rFonts w:ascii="Segoe UI Emoji" w:hAnsi="Segoe UI Emoji" w:cs="Segoe UI Emoji"/>
-        </w:rPr>
-        <w:t>👌</w:t>
-      </w:r>
-      <w:r>
-        <w:br/>
-        <w:t xml:space="preserve">Te preparo ahora </w:t>
-      </w:r>
-      <w:r>
-        <w:rPr>
-          <w:b/>
-          <w:bCs/>
-        </w:rPr>
-        <w:t>una práctica completa nueva</w:t>
-      </w:r>
-      <w:r>
-        <w:t xml:space="preserve">, pero creando </w:t>
-      </w:r>
-      <w:r>
-        <w:rPr>
-          <w:b/>
-          <w:bCs/>
-        </w:rPr>
-        <w:t>otra base de datos distinta</w:t>
-      </w:r>
-      <w:r>
-        <w:t>, lista para entregar a los alumnos.</w:t>
       </w:r>
     </w:p>
     <w:p>
@@ -5673,7 +6433,6 @@
           <w:b/>
           <w:bCs/>
         </w:rPr>
-        <w:lastRenderedPageBreak/>
         <w:t>📘</w:t>
       </w:r>
       <w:r>
@@ -5709,6 +6468,7 @@
     </w:p>
     <w:p>
       <w:r>
+        <w:lastRenderedPageBreak/>
         <w:t>Trabajar:</w:t>
       </w:r>
     </w:p>
@@ -6024,7 +6784,6 @@
         </w:numPr>
       </w:pPr>
       <w:r>
-        <w:lastRenderedPageBreak/>
         <w:t>Se conecte a la base de datos academia.</w:t>
       </w:r>
     </w:p>
@@ -6058,6 +6817,7 @@
         </w:numPr>
       </w:pPr>
       <w:r>
+        <w:lastRenderedPageBreak/>
         <w:t>Muestre el número de filas insertadas.</w:t>
       </w:r>
     </w:p>
@@ -6387,7 +7147,6 @@
         </w:numPr>
       </w:pPr>
       <w:r>
-        <w:lastRenderedPageBreak/>
         <w:t xml:space="preserve">Busque el curso usando </w:t>
       </w:r>
       <w:proofErr w:type="spellStart"/>
@@ -6418,6 +7177,7 @@
         </w:numPr>
       </w:pPr>
       <w:r>
+        <w:lastRenderedPageBreak/>
         <w:t>Si no existe, mostrar mensaje correspondiente.</w:t>
       </w:r>
     </w:p>
@@ -6427,49 +7187,20 @@
       </w:r>
     </w:p>
     <w:p>
-      <w:pPr>
-        <w:rPr>
-          <w:lang w:val="en-GB"/>
-        </w:rPr>
-      </w:pPr>
-      <w:r>
-        <w:rPr>
-          <w:lang w:val="en-GB"/>
-        </w:rPr>
-        <w:t xml:space="preserve">Update </w:t>
-      </w:r>
-      <w:proofErr w:type="spellStart"/>
-      <w:r>
-        <w:rPr>
-          <w:lang w:val="en-GB"/>
-        </w:rPr>
-        <w:t>productos</w:t>
-      </w:r>
-      <w:proofErr w:type="spellEnd"/>
-      <w:r>
-        <w:rPr>
-          <w:lang w:val="en-GB"/>
-        </w:rPr>
-        <w:t xml:space="preserve"> set </w:t>
-      </w:r>
-      <w:proofErr w:type="spellStart"/>
-      <w:r>
-        <w:rPr>
-          <w:lang w:val="en-GB"/>
-        </w:rPr>
-        <w:t>precio</w:t>
-      </w:r>
-      <w:proofErr w:type="spellEnd"/>
-      <w:r>
-        <w:rPr>
-          <w:lang w:val="en-GB"/>
-        </w:rPr>
-        <w:t>=? Where</w:t>
-      </w:r>
-      <w:r>
-        <w:rPr>
-          <w:lang w:val="en-GB"/>
-        </w:rPr>
+      <w:proofErr w:type="spellStart"/>
+      <w:r>
+        <w:t>Update</w:t>
+      </w:r>
+      <w:proofErr w:type="spellEnd"/>
+      <w:r>
+        <w:t xml:space="preserve"> productos set precio=? </w:t>
+      </w:r>
+      <w:proofErr w:type="spellStart"/>
+      <w:r>
+        <w:t>Where</w:t>
+      </w:r>
+      <w:proofErr w:type="spellEnd"/>
+      <w:r>
         <w:t xml:space="preserve"> id=?</w:t>
       </w:r>
     </w:p>
@@ -6488,11 +7219,16 @@
       </w:r>
       <w:proofErr w:type="spellEnd"/>
       <w:r>
-        <w:t xml:space="preserve"> usar dos s</w:t>
+        <w:t xml:space="preserve"> usar </w:t>
+      </w:r>
+      <w:proofErr w:type="gramStart"/>
+      <w:r>
+        <w:t>dos s</w:t>
       </w:r>
       <w:r>
         <w:t>et</w:t>
       </w:r>
+      <w:proofErr w:type="gramEnd"/>
     </w:p>
     <w:p>
       <w:r>
@@ -6776,7 +7512,6 @@
     </w:p>
     <w:p>
       <w:r>
-        <w:lastRenderedPageBreak/>
         <w:pict w14:anchorId="42943A10">
           <v:rect id="_x0000_i1042" style="width:0;height:1.5pt" o:hralign="center" o:hrstd="t" o:hr="t" fillcolor="#a0a0a0" stroked="f"/>
         </w:pict>
@@ -6795,6 +7530,7 @@
           <w:b/>
           <w:bCs/>
         </w:rPr>
+        <w:lastRenderedPageBreak/>
         <w:t>🎓</w:t>
       </w:r>
       <w:r>
